--- a/cpi-artifacts/Employedata/PRD_IF_EmployeeCreation_SF_to_S4_MDF_copy_100228/src/main/resources/scenarioflows/integrationflow/integrationflow_Technical_Specification.docx
+++ b/cpi-artifacts/Employedata/PRD_IF_EmployeeCreation_SF_to_S4_MDF_copy_100228/src/main/resources/scenarioflows/integrationflow/integrationflow_Technical_Specification.docx
@@ -36,7 +36,7 @@
         <w:pStyle w:val="BodyText"/>
       </w:pPr>
       <w:r>
-        <w:t xml:space="preserve">github-actions</w:t>
+        <w:t xml:space="preserve">Sindhu</w:t>
       </w:r>
     </w:p>
     <w:p>
@@ -166,22 +166,22 @@
         <w:t xml:space="preserve">Reference Documents</w:t>
       </w:r>
     </w:p>
-    <w:bookmarkStart w:id="22" w:name="introduction"/>
+    <w:bookmarkStart w:id="34" w:name="sap-cpi-iflow-technical-documentation"/>
     <w:p>
       <w:pPr>
         <w:pStyle w:val="Heading1"/>
       </w:pPr>
       <w:r>
-        <w:t xml:space="preserve">1. Introduction</w:t>
+        <w:t xml:space="preserve">SAP CPI iFlow Technical Documentation</w:t>
       </w:r>
     </w:p>
-    <w:bookmarkStart w:id="20" w:name="purpose"/>
+    <w:bookmarkStart w:id="20" w:name="overview"/>
     <w:p>
       <w:pPr>
         <w:pStyle w:val="Heading2"/>
       </w:pPr>
       <w:r>
-        <w:t xml:space="preserve">1.1 Purpose</w:t>
+        <w:t xml:space="preserve">Overview</w:t>
       </w:r>
     </w:p>
     <w:p>
@@ -189,32 +189,26 @@
         <w:pStyle w:val="FirstParagraph"/>
       </w:pPr>
       <w:r>
-        <w:t xml:space="preserve">This document provides a comprehensive overview of the iFlow named</w:t>
-      </w:r>
-      <w:r>
-        <w:t xml:space="preserve"> </w:t>
-      </w:r>
-      <w:r>
-        <w:t xml:space="preserve">‘</w:t>
-      </w:r>
-      <w:r>
-        <w:t xml:space="preserve">integrationflow</w:t>
-      </w:r>
-      <w:r>
-        <w:t xml:space="preserve">’</w:t>
-      </w:r>
-      <w:r>
-        <w:t xml:space="preserve">, detailing its integration architecture, components, scenarios, error handling, and testing validation.</w:t>
+        <w:t xml:space="preserve">This document provides a detailed overview of the integration flow (iFlow) designed for SAP Cloud Platform Integration (CPI). The iFlow integrates various systems using different protocols and message formats, including OData and SOAP.</w:t>
       </w:r>
     </w:p>
     <w:bookmarkEnd w:id="20"/>
-    <w:bookmarkStart w:id="21" w:name="scope"/>
+    <w:bookmarkStart w:id="24" w:name="iflow-structure"/>
     <w:p>
       <w:pPr>
         <w:pStyle w:val="Heading2"/>
       </w:pPr>
       <w:r>
-        <w:t xml:space="preserve">1.2 Scope</w:t>
+        <w:t xml:space="preserve">iFlow Structure</w:t>
+      </w:r>
+    </w:p>
+    <w:bookmarkStart w:id="21" w:name="collaboration"/>
+    <w:p>
+      <w:pPr>
+        <w:pStyle w:val="Heading3"/>
+      </w:pPr>
+      <w:r>
+        <w:t xml:space="preserve">Collaboration</w:t>
       </w:r>
     </w:p>
     <w:p>
@@ -222,63 +216,7 @@
         <w:pStyle w:val="FirstParagraph"/>
       </w:pPr>
       <w:r>
-        <w:t xml:space="preserve">The scope of this document includes the integration flow</w:t>
-      </w:r>
-      <w:r>
-        <w:t xml:space="preserve"> </w:t>
-      </w:r>
-      <w:r>
-        <w:t xml:space="preserve">‘</w:t>
-      </w:r>
-      <w:r>
-        <w:t xml:space="preserve">integrationflow</w:t>
-      </w:r>
-      <w:r>
-        <w:t xml:space="preserve">’</w:t>
-      </w:r>
-      <w:r>
-        <w:t xml:space="preserve"> </w:t>
-      </w:r>
-      <w:r>
-        <w:t xml:space="preserve">which connects various systems using SAP Cloud Platform Integration (CPI). It covers the architecture, data flows, security requirements, error handling mechanisms, and testing strategies.</w:t>
-      </w:r>
-    </w:p>
-    <w:bookmarkEnd w:id="21"/>
-    <w:bookmarkEnd w:id="22"/>
-    <w:bookmarkStart w:id="25" w:name="integration-overview"/>
-    <w:p>
-      <w:pPr>
-        <w:pStyle w:val="Heading1"/>
-      </w:pPr>
-      <w:r>
-        <w:t xml:space="preserve">2. Integration Overview</w:t>
-      </w:r>
-    </w:p>
-    <w:bookmarkStart w:id="23" w:name="integration-architecture"/>
-    <w:p>
-      <w:pPr>
-        <w:pStyle w:val="Heading2"/>
-      </w:pPr>
-      <w:r>
-        <w:t xml:space="preserve">2.1 Integration Architecture</w:t>
-      </w:r>
-    </w:p>
-    <w:p>
-      <w:pPr>
-        <w:pStyle w:val="FirstParagraph"/>
-      </w:pPr>
-      <w:r>
-        <w:t xml:space="preserve">The integration architecture consists of multiple participants including SuccessFactors (SF), SOAP receivers, and various integration processes. The architecture facilitates data exchange between these systems through message flows and service tasks.</w:t>
-      </w:r>
-    </w:p>
-    <w:bookmarkEnd w:id="23"/>
-    <w:bookmarkStart w:id="24" w:name="integration-components"/>
-    <w:p>
-      <w:pPr>
-        <w:pStyle w:val="Heading2"/>
-      </w:pPr>
-      <w:r>
-        <w:t xml:space="preserve">2.2 Integration Components</w:t>
+        <w:t xml:space="preserve">The iFlow consists of multiple participants and message flows that facilitate communication between different systems. The main participants include:</w:t>
       </w:r>
     </w:p>
     <w:p>
@@ -294,82 +232,10 @@
           <w:bCs/>
           <w:b/>
         </w:rPr>
-        <w:t xml:space="preserve">Participants</w:t>
-      </w:r>
-      <w:r>
-        <w:t xml:space="preserve">:</w:t>
-      </w:r>
-    </w:p>
-    <w:p>
-      <w:pPr>
-        <w:numPr>
-          <w:ilvl w:val="1"/>
-          <w:numId w:val="1003"/>
-        </w:numPr>
-        <w:pStyle w:val="Compact"/>
-      </w:pPr>
-      <w:r>
         <w:t xml:space="preserve">SF</w:t>
       </w:r>
-    </w:p>
-    <w:p>
-      <w:pPr>
-        <w:numPr>
-          <w:ilvl w:val="1"/>
-          <w:numId w:val="1003"/>
-        </w:numPr>
-        <w:pStyle w:val="Compact"/>
-      </w:pPr>
-      <w:r>
-        <w:t xml:space="preserve">SF_Receiver_Perpersonal</w:t>
-      </w:r>
-    </w:p>
-    <w:p>
-      <w:pPr>
-        <w:numPr>
-          <w:ilvl w:val="1"/>
-          <w:numId w:val="1003"/>
-        </w:numPr>
-        <w:pStyle w:val="Compact"/>
-      </w:pPr>
-      <w:r>
-        <w:t xml:space="preserve">SF_Receiver_Resignations</w:t>
-      </w:r>
-    </w:p>
-    <w:p>
-      <w:pPr>
-        <w:numPr>
-          <w:ilvl w:val="1"/>
-          <w:numId w:val="1003"/>
-        </w:numPr>
-        <w:pStyle w:val="Compact"/>
-      </w:pPr>
-      <w:r>
-        <w:t xml:space="preserve">SF_Receiver_CostCentres</w:t>
-      </w:r>
-    </w:p>
-    <w:p>
-      <w:pPr>
-        <w:numPr>
-          <w:ilvl w:val="1"/>
-          <w:numId w:val="1003"/>
-        </w:numPr>
-        <w:pStyle w:val="Compact"/>
-      </w:pPr>
-      <w:r>
-        <w:t xml:space="preserve">Receiver1</w:t>
-      </w:r>
-    </w:p>
-    <w:p>
-      <w:pPr>
-        <w:numPr>
-          <w:ilvl w:val="1"/>
-          <w:numId w:val="1003"/>
-        </w:numPr>
-        <w:pStyle w:val="Compact"/>
-      </w:pPr>
-      <w:r>
-        <w:t xml:space="preserve">Receiver3</w:t>
+      <w:r>
+        <w:t xml:space="preserve">: Represents the SuccessFactors endpoint.</w:t>
       </w:r>
     </w:p>
     <w:p>
@@ -385,96 +251,294 @@
           <w:bCs/>
           <w:b/>
         </w:rPr>
-        <w:t xml:space="preserve">Processes</w:t>
-      </w:r>
-      <w:r>
-        <w:t xml:space="preserve">:</w:t>
+        <w:t xml:space="preserve">SF_Receiver_Perpersonal</w:t>
+      </w:r>
+      <w:r>
+        <w:t xml:space="preserve">: Receiver for personal data.</w:t>
       </w:r>
     </w:p>
     <w:p>
       <w:pPr>
         <w:numPr>
-          <w:ilvl w:val="1"/>
+          <w:ilvl w:val="0"/>
+          <w:numId w:val="1002"/>
+        </w:numPr>
+        <w:pStyle w:val="Compact"/>
+      </w:pPr>
+      <w:r>
+        <w:rPr>
+          <w:bCs/>
+          <w:b/>
+        </w:rPr>
+        <w:t xml:space="preserve">SF_Receiver_Resignations</w:t>
+      </w:r>
+      <w:r>
+        <w:t xml:space="preserve">: Receiver for resignation data.</w:t>
+      </w:r>
+    </w:p>
+    <w:p>
+      <w:pPr>
+        <w:numPr>
+          <w:ilvl w:val="0"/>
+          <w:numId w:val="1002"/>
+        </w:numPr>
+        <w:pStyle w:val="Compact"/>
+      </w:pPr>
+      <w:r>
+        <w:rPr>
+          <w:bCs/>
+          <w:b/>
+        </w:rPr>
+        <w:t xml:space="preserve">SF_Receiver_CostCentres</w:t>
+      </w:r>
+      <w:r>
+        <w:t xml:space="preserve">: Receiver for cost center data.</w:t>
+      </w:r>
+    </w:p>
+    <w:p>
+      <w:pPr>
+        <w:numPr>
+          <w:ilvl w:val="0"/>
+          <w:numId w:val="1002"/>
+        </w:numPr>
+        <w:pStyle w:val="Compact"/>
+      </w:pPr>
+      <w:r>
+        <w:rPr>
+          <w:bCs/>
+          <w:b/>
+        </w:rPr>
+        <w:t xml:space="preserve">Receiver1</w:t>
+      </w:r>
+      <w:r>
+        <w:t xml:space="preserve">: A generic receiver.</w:t>
+      </w:r>
+    </w:p>
+    <w:p>
+      <w:pPr>
+        <w:numPr>
+          <w:ilvl w:val="0"/>
+          <w:numId w:val="1002"/>
+        </w:numPr>
+        <w:pStyle w:val="Compact"/>
+      </w:pPr>
+      <w:r>
+        <w:rPr>
+          <w:bCs/>
+          <w:b/>
+        </w:rPr>
+        <w:t xml:space="preserve">Receiver3</w:t>
+      </w:r>
+      <w:r>
+        <w:t xml:space="preserve">: Another generic receiver.</w:t>
+      </w:r>
+    </w:p>
+    <w:bookmarkEnd w:id="21"/>
+    <w:bookmarkStart w:id="22" w:name="processes"/>
+    <w:p>
+      <w:pPr>
+        <w:pStyle w:val="Heading3"/>
+      </w:pPr>
+      <w:r>
+        <w:t xml:space="preserve">Processes</w:t>
+      </w:r>
+    </w:p>
+    <w:p>
+      <w:pPr>
+        <w:pStyle w:val="FirstParagraph"/>
+      </w:pPr>
+      <w:r>
+        <w:t xml:space="preserve">The iFlow contains several processes, each responsible for specific tasks:</w:t>
+      </w:r>
+    </w:p>
+    <w:p>
+      <w:pPr>
+        <w:numPr>
+          <w:ilvl w:val="0"/>
+          <w:numId w:val="1003"/>
+        </w:numPr>
+        <w:pStyle w:val="Compact"/>
+      </w:pPr>
+      <w:r>
+        <w:rPr>
+          <w:bCs/>
+          <w:b/>
+        </w:rPr>
+        <w:t xml:space="preserve">GetAllPerPersonal</w:t>
+      </w:r>
+      <w:r>
+        <w:t xml:space="preserve">: Retrieves all personal data.</w:t>
+      </w:r>
+    </w:p>
+    <w:p>
+      <w:pPr>
+        <w:numPr>
+          <w:ilvl w:val="0"/>
+          <w:numId w:val="1003"/>
+        </w:numPr>
+        <w:pStyle w:val="Compact"/>
+      </w:pPr>
+      <w:r>
+        <w:rPr>
+          <w:bCs/>
+          <w:b/>
+        </w:rPr>
+        <w:t xml:space="preserve">GetAllResignations</w:t>
+      </w:r>
+      <w:r>
+        <w:t xml:space="preserve">: Retrieves resignation data.</w:t>
+      </w:r>
+    </w:p>
+    <w:p>
+      <w:pPr>
+        <w:numPr>
+          <w:ilvl w:val="0"/>
+          <w:numId w:val="1003"/>
+        </w:numPr>
+        <w:pStyle w:val="Compact"/>
+      </w:pPr>
+      <w:r>
+        <w:rPr>
+          <w:bCs/>
+          <w:b/>
+        </w:rPr>
+        <w:t xml:space="preserve">GetAllCostCentres</w:t>
+      </w:r>
+      <w:r>
+        <w:t xml:space="preserve">: Retrieves cost center data.</w:t>
+      </w:r>
+    </w:p>
+    <w:p>
+      <w:pPr>
+        <w:numPr>
+          <w:ilvl w:val="0"/>
+          <w:numId w:val="1003"/>
+        </w:numPr>
+        <w:pStyle w:val="Compact"/>
+      </w:pPr>
+      <w:r>
+        <w:rPr>
+          <w:bCs/>
+          <w:b/>
+        </w:rPr>
+        <w:t xml:space="preserve">Integration Process</w:t>
+      </w:r>
+      <w:r>
+        <w:t xml:space="preserve">: Main integration process that orchestrates the overall flow.</w:t>
+      </w:r>
+    </w:p>
+    <w:bookmarkEnd w:id="22"/>
+    <w:bookmarkStart w:id="23" w:name="message-flows"/>
+    <w:p>
+      <w:pPr>
+        <w:pStyle w:val="Heading3"/>
+      </w:pPr>
+      <w:r>
+        <w:t xml:space="preserve">Message Flows</w:t>
+      </w:r>
+    </w:p>
+    <w:p>
+      <w:pPr>
+        <w:pStyle w:val="FirstParagraph"/>
+      </w:pPr>
+      <w:r>
+        <w:t xml:space="preserve">The iFlow includes multiple message flows that define how data is exchanged between participants:</w:t>
+      </w:r>
+    </w:p>
+    <w:p>
+      <w:pPr>
+        <w:numPr>
+          <w:ilvl w:val="0"/>
           <w:numId w:val="1004"/>
         </w:numPr>
         <w:pStyle w:val="Compact"/>
       </w:pPr>
       <w:r>
-        <w:t xml:space="preserve">GetAllPerPersonal</w:t>
+        <w:rPr>
+          <w:bCs/>
+          <w:b/>
+        </w:rPr>
+        <w:t xml:space="preserve">SuccessFactors</w:t>
+      </w:r>
+      <w:r>
+        <w:t xml:space="preserve">: Handles data retrieval from SuccessFactors using OData.</w:t>
       </w:r>
     </w:p>
     <w:p>
       <w:pPr>
         <w:numPr>
-          <w:ilvl w:val="1"/>
+          <w:ilvl w:val="0"/>
           <w:numId w:val="1004"/>
         </w:numPr>
         <w:pStyle w:val="Compact"/>
       </w:pPr>
       <w:r>
-        <w:t xml:space="preserve">GetAllResignations</w:t>
+        <w:rPr>
+          <w:bCs/>
+          <w:b/>
+        </w:rPr>
+        <w:t xml:space="preserve">SOAP</w:t>
+      </w:r>
+      <w:r>
+        <w:t xml:space="preserve">: Manages SOAP-based communication.</w:t>
       </w:r>
     </w:p>
     <w:p>
       <w:pPr>
         <w:numPr>
-          <w:ilvl w:val="1"/>
+          <w:ilvl w:val="0"/>
           <w:numId w:val="1004"/>
         </w:numPr>
         <w:pStyle w:val="Compact"/>
       </w:pPr>
       <w:r>
-        <w:t xml:space="preserve">GetAllCostCentres</w:t>
+        <w:rPr>
+          <w:bCs/>
+          <w:b/>
+        </w:rPr>
+        <w:t xml:space="preserve">SuccessFactors-Resignations</w:t>
+      </w:r>
+      <w:r>
+        <w:t xml:space="preserve">: Retrieves resignation data from SuccessFactors.</w:t>
       </w:r>
     </w:p>
     <w:p>
       <w:pPr>
         <w:numPr>
-          <w:ilvl w:val="1"/>
+          <w:ilvl w:val="0"/>
           <w:numId w:val="1004"/>
         </w:numPr>
         <w:pStyle w:val="Compact"/>
       </w:pPr>
       <w:r>
-        <w:t xml:space="preserve">Integration Process</w:t>
+        <w:rPr>
+          <w:bCs/>
+          <w:b/>
+        </w:rPr>
+        <w:t xml:space="preserve">SuccessFactors-CostCentres</w:t>
+      </w:r>
+      <w:r>
+        <w:t xml:space="preserve">: Retrieves cost center data from SuccessFactors.</w:t>
       </w:r>
     </w:p>
+    <w:bookmarkEnd w:id="23"/>
     <w:bookmarkEnd w:id="24"/>
-    <w:bookmarkEnd w:id="25"/>
-    <w:bookmarkStart w:id="29" w:name="integration-scenarios"/>
+    <w:bookmarkStart w:id="31" w:name="configuration-properties"/>
     <w:p>
       <w:pPr>
-        <w:pStyle w:val="Heading1"/>
-      </w:pPr>
-      <w:r>
-        <w:t xml:space="preserve">3. Integration Scenarios</w:t>
+        <w:pStyle w:val="Heading2"/>
+      </w:pPr>
+      <w:r>
+        <w:t xml:space="preserve">Configuration Properties</w:t>
       </w:r>
     </w:p>
-    <w:bookmarkStart w:id="26" w:name="scenario-description"/>
+    <w:bookmarkStart w:id="25" w:name="global-properties"/>
     <w:p>
       <w:pPr>
-        <w:pStyle w:val="Heading2"/>
-      </w:pPr>
-      <w:r>
-        <w:t xml:space="preserve">3.1 Scenario Description</w:t>
-      </w:r>
-    </w:p>
-    <w:p>
-      <w:pPr>
-        <w:pStyle w:val="FirstParagraph"/>
-      </w:pPr>
-      <w:r>
-        <w:t xml:space="preserve">The integration flow handles multiple scenarios including retrieving personnel data, resignations, and cost centers from SuccessFactors and sending them to respective receivers.</w:t>
-      </w:r>
-    </w:p>
-    <w:bookmarkEnd w:id="26"/>
-    <w:bookmarkStart w:id="27" w:name="data-flows"/>
-    <w:p>
-      <w:pPr>
-        <w:pStyle w:val="Heading2"/>
-      </w:pPr>
-      <w:r>
-        <w:t xml:space="preserve">3.2 Data Flows</w:t>
+        <w:pStyle w:val="Heading3"/>
+      </w:pPr>
+      <w:r>
+        <w:t xml:space="preserve">Global Properties</w:t>
       </w:r>
     </w:p>
     <w:p>
@@ -490,10 +554,19 @@
           <w:bCs/>
           <w:b/>
         </w:rPr>
-        <w:t xml:space="preserve">GetAllPerPersonal</w:t>
-      </w:r>
-      <w:r>
-        <w:t xml:space="preserve">: Retrieves personnel data from SuccessFactors and sends it to SF_Receiver_Perpersonal.</w:t>
+        <w:t xml:space="preserve">Namespace Mapping</w:t>
+      </w:r>
+      <w:r>
+        <w:t xml:space="preserve">:</w:t>
+      </w:r>
+      <w:r>
+        <w:t xml:space="preserve"> </w:t>
+      </w:r>
+      <w:r>
+        <w:rPr>
+          <w:rStyle w:val="VerbatimChar"/>
+        </w:rPr>
+        <w:t xml:space="preserve">xmlns:p1=http://sap.com/xi/PASEIN</w:t>
       </w:r>
     </w:p>
     <w:p>
@@ -509,10 +582,19 @@
           <w:bCs/>
           <w:b/>
         </w:rPr>
-        <w:t xml:space="preserve">GetAllResignations</w:t>
-      </w:r>
-      <w:r>
-        <w:t xml:space="preserve">: Retrieves resignation data from SuccessFactors and sends it to SF_Receiver_Resignations.</w:t>
+        <w:t xml:space="preserve">HTTP Session Handling</w:t>
+      </w:r>
+      <w:r>
+        <w:t xml:space="preserve">:</w:t>
+      </w:r>
+      <w:r>
+        <w:t xml:space="preserve"> </w:t>
+      </w:r>
+      <w:r>
+        <w:rPr>
+          <w:rStyle w:val="VerbatimChar"/>
+        </w:rPr>
+        <w:t xml:space="preserve">onExchange</w:t>
       </w:r>
     </w:p>
     <w:p>
@@ -528,20 +610,94 @@
           <w:bCs/>
           <w:b/>
         </w:rPr>
-        <w:t xml:space="preserve">GetAllCostCentres</w:t>
-      </w:r>
-      <w:r>
-        <w:t xml:space="preserve">: Retrieves cost center data from SuccessFactors and sends it to SF_Receiver_CostCentres.</w:t>
+        <w:t xml:space="preserve">Logging Level</w:t>
+      </w:r>
+      <w:r>
+        <w:t xml:space="preserve">:</w:t>
+      </w:r>
+      <w:r>
+        <w:t xml:space="preserve"> </w:t>
+      </w:r>
+      <w:r>
+        <w:rPr>
+          <w:rStyle w:val="VerbatimChar"/>
+        </w:rPr>
+        <w:t xml:space="preserve">All events</w:t>
       </w:r>
     </w:p>
-    <w:bookmarkEnd w:id="27"/>
-    <w:bookmarkStart w:id="28" w:name="security-requirements"/>
     <w:p>
       <w:pPr>
-        <w:pStyle w:val="Heading2"/>
-      </w:pPr>
-      <w:r>
-        <w:t xml:space="preserve">3.3 Security Requirements</w:t>
+        <w:numPr>
+          <w:ilvl w:val="0"/>
+          <w:numId w:val="1005"/>
+        </w:numPr>
+        <w:pStyle w:val="Compact"/>
+      </w:pPr>
+      <w:r>
+        <w:rPr>
+          <w:bCs/>
+          <w:b/>
+        </w:rPr>
+        <w:t xml:space="preserve">Component Version</w:t>
+      </w:r>
+      <w:r>
+        <w:t xml:space="preserve">:</w:t>
+      </w:r>
+      <w:r>
+        <w:t xml:space="preserve"> </w:t>
+      </w:r>
+      <w:r>
+        <w:rPr>
+          <w:rStyle w:val="VerbatimChar"/>
+        </w:rPr>
+        <w:t xml:space="preserve">1.2</w:t>
+      </w:r>
+    </w:p>
+    <w:p>
+      <w:pPr>
+        <w:numPr>
+          <w:ilvl w:val="0"/>
+          <w:numId w:val="1005"/>
+        </w:numPr>
+        <w:pStyle w:val="Compact"/>
+      </w:pPr>
+      <w:r>
+        <w:rPr>
+          <w:bCs/>
+          <w:b/>
+        </w:rPr>
+        <w:t xml:space="preserve">Return Exception to Sender</w:t>
+      </w:r>
+      <w:r>
+        <w:t xml:space="preserve">:</w:t>
+      </w:r>
+      <w:r>
+        <w:t xml:space="preserve"> </w:t>
+      </w:r>
+      <w:r>
+        <w:rPr>
+          <w:rStyle w:val="VerbatimChar"/>
+        </w:rPr>
+        <w:t xml:space="preserve">false</w:t>
+      </w:r>
+    </w:p>
+    <w:bookmarkEnd w:id="25"/>
+    <w:bookmarkStart w:id="28" w:name="message-flow-properties"/>
+    <w:p>
+      <w:pPr>
+        <w:pStyle w:val="Heading3"/>
+      </w:pPr>
+      <w:r>
+        <w:t xml:space="preserve">Message Flow Properties</w:t>
+      </w:r>
+    </w:p>
+    <w:bookmarkStart w:id="26" w:name="successfactors-message-flow"/>
+    <w:p>
+      <w:pPr>
+        <w:pStyle w:val="Heading4"/>
+      </w:pPr>
+      <w:r>
+        <w:t xml:space="preserve">SuccessFactors Message Flow</w:t>
       </w:r>
     </w:p>
     <w:p>
@@ -553,7 +709,23 @@
         <w:pStyle w:val="Compact"/>
       </w:pPr>
       <w:r>
-        <w:t xml:space="preserve">Authentication methods for SuccessFactors and SOAP receivers.</w:t>
+        <w:rPr>
+          <w:bCs/>
+          <w:b/>
+        </w:rPr>
+        <w:t xml:space="preserve">Resource Path</w:t>
+      </w:r>
+      <w:r>
+        <w:t xml:space="preserve">:</w:t>
+      </w:r>
+      <w:r>
+        <w:t xml:space="preserve"> </w:t>
+      </w:r>
+      <w:r>
+        <w:rPr>
+          <w:rStyle w:val="VerbatimChar"/>
+        </w:rPr>
+        <w:t xml:space="preserve">PerPersonal</w:t>
       </w:r>
     </w:p>
     <w:p>
@@ -565,7 +737,23 @@
         <w:pStyle w:val="Compact"/>
       </w:pPr>
       <w:r>
-        <w:t xml:space="preserve">Use of secure protocols (HTTPS) for data transmission.</w:t>
+        <w:rPr>
+          <w:bCs/>
+          <w:b/>
+        </w:rPr>
+        <w:t xml:space="preserve">Content Type</w:t>
+      </w:r>
+      <w:r>
+        <w:t xml:space="preserve">:</w:t>
+      </w:r>
+      <w:r>
+        <w:t xml:space="preserve"> </w:t>
+      </w:r>
+      <w:r>
+        <w:rPr>
+          <w:rStyle w:val="VerbatimChar"/>
+        </w:rPr>
+        <w:t xml:space="preserve">application/atom+xml</w:t>
       </w:r>
     </w:p>
     <w:p>
@@ -577,252 +765,89 @@
         <w:pStyle w:val="Compact"/>
       </w:pPr>
       <w:r>
-        <w:t xml:space="preserve">Proper handling of sensitive information through encryption.</w:t>
-      </w:r>
-    </w:p>
-    <w:bookmarkEnd w:id="28"/>
-    <w:bookmarkEnd w:id="29"/>
-    <w:bookmarkStart w:id="30" w:name="error-handling-and-logging"/>
-    <w:p>
-      <w:pPr>
-        <w:pStyle w:val="Heading1"/>
-      </w:pPr>
-      <w:r>
-        <w:t xml:space="preserve">4. Error Handling and Logging</w:t>
+        <w:rPr>
+          <w:bCs/>
+          <w:b/>
+        </w:rPr>
+        <w:t xml:space="preserve">Message Protocol</w:t>
+      </w:r>
+      <w:r>
+        <w:t xml:space="preserve">:</w:t>
+      </w:r>
+      <w:r>
+        <w:t xml:space="preserve"> </w:t>
+      </w:r>
+      <w:r>
+        <w:rPr>
+          <w:rStyle w:val="VerbatimChar"/>
+        </w:rPr>
+        <w:t xml:space="preserve">OData V2</w:t>
       </w:r>
     </w:p>
     <w:p>
       <w:pPr>
-        <w:pStyle w:val="FirstParagraph"/>
-      </w:pPr>
-      <w:r>
-        <w:t xml:space="preserve">The integration flow includes error handling mechanisms that log errors and exceptions. It utilizes a subprocess for error handling, which captures error responses and logs them for further analysis.</w:t>
+        <w:numPr>
+          <w:ilvl w:val="0"/>
+          <w:numId w:val="1006"/>
+        </w:numPr>
+        <w:pStyle w:val="Compact"/>
+      </w:pPr>
+      <w:r>
+        <w:rPr>
+          <w:bCs/>
+          <w:b/>
+        </w:rPr>
+        <w:t xml:space="preserve">Query Options</w:t>
+      </w:r>
+      <w:r>
+        <w:t xml:space="preserve">:</w:t>
+      </w:r>
+      <w:r>
+        <w:t xml:space="preserve"> </w:t>
+      </w:r>
+      <w:r>
+        <w:rPr>
+          <w:rStyle w:val="VerbatimChar"/>
+        </w:rPr>
+        <w:t xml:space="preserve">$select=personIdExternal,firstName,lastName&amp;$orderby=personIdExternal</w:t>
       </w:r>
     </w:p>
-    <w:bookmarkEnd w:id="30"/>
-    <w:bookmarkStart w:id="31" w:name="testing-validation"/>
     <w:p>
       <w:pPr>
-        <w:pStyle w:val="Heading1"/>
-      </w:pPr>
-      <w:r>
-        <w:t xml:space="preserve">5. Testing Validation</w:t>
+        <w:numPr>
+          <w:ilvl w:val="0"/>
+          <w:numId w:val="1006"/>
+        </w:numPr>
+        <w:pStyle w:val="Compact"/>
+      </w:pPr>
+      <w:r>
+        <w:rPr>
+          <w:bCs/>
+          <w:b/>
+        </w:rPr>
+        <w:t xml:space="preserve">Authentication Method</w:t>
+      </w:r>
+      <w:r>
+        <w:t xml:space="preserve">:</w:t>
+      </w:r>
+      <w:r>
+        <w:t xml:space="preserve"> </w:t>
+      </w:r>
+      <w:r>
+        <w:rPr>
+          <w:rStyle w:val="VerbatimChar"/>
+        </w:rPr>
+        <w:t xml:space="preserve">{{SF_Authentication}}</w:t>
       </w:r>
     </w:p>
-    <w:tbl>
-      <w:tblPr>
-        <w:tblStyle w:val="Table"/>
-        <w:tblW w:type="pct" w:w="5000"/>
-        <w:tblLook w:firstRow="1" w:lastRow="0" w:firstColumn="0" w:lastColumn="0" w:noHBand="0" w:noVBand="0" w:val="0020"/>
-        <w:jc w:val="start"/>
-      </w:tblPr>
-      <w:tblGrid>
-        <w:gridCol w:w="1179"/>
-        <w:gridCol w:w="2696"/>
-        <w:gridCol w:w="4044"/>
-      </w:tblGrid>
-      <w:tr>
-        <w:trPr>
-          <w:tblHeader w:val="true"/>
-        </w:trPr>
-        <w:tc>
-          <w:tcPr/>
-          <w:p>
-            <w:pPr>
-              <w:pStyle w:val="Compact"/>
-              <w:jc w:val="left"/>
-            </w:pPr>
-            <w:r>
-              <w:t xml:space="preserve">Test Case ID</w:t>
-            </w:r>
-          </w:p>
-        </w:tc>
-        <w:tc>
-          <w:tcPr/>
-          <w:p>
-            <w:pPr>
-              <w:pStyle w:val="Compact"/>
-              <w:jc w:val="left"/>
-            </w:pPr>
-            <w:r>
-              <w:t xml:space="preserve">Scenario</w:t>
-            </w:r>
-          </w:p>
-        </w:tc>
-        <w:tc>
-          <w:tcPr/>
-          <w:p>
-            <w:pPr>
-              <w:pStyle w:val="Compact"/>
-              <w:jc w:val="left"/>
-            </w:pPr>
-            <w:r>
-              <w:t xml:space="preserve">Expected Outcome</w:t>
-            </w:r>
-          </w:p>
-        </w:tc>
-      </w:tr>
-      <w:tr>
-        <w:tc>
-          <w:tcPr/>
-          <w:p>
-            <w:pPr>
-              <w:pStyle w:val="Compact"/>
-              <w:jc w:val="left"/>
-            </w:pPr>
-            <w:r>
-              <w:t xml:space="preserve">TC_001</w:t>
-            </w:r>
-          </w:p>
-        </w:tc>
-        <w:tc>
-          <w:tcPr/>
-          <w:p>
-            <w:pPr>
-              <w:pStyle w:val="Compact"/>
-              <w:jc w:val="left"/>
-            </w:pPr>
-            <w:r>
-              <w:t xml:space="preserve">Retrieve Personnel Data</w:t>
-            </w:r>
-          </w:p>
-        </w:tc>
-        <w:tc>
-          <w:tcPr/>
-          <w:p>
-            <w:pPr>
-              <w:pStyle w:val="Compact"/>
-              <w:jc w:val="left"/>
-            </w:pPr>
-            <w:r>
-              <w:t xml:space="preserve">Personnel data is successfully retrieved and sent to SF_Receiver_Perpersonal.</w:t>
-            </w:r>
-          </w:p>
-        </w:tc>
-      </w:tr>
-      <w:tr>
-        <w:tc>
-          <w:tcPr/>
-          <w:p>
-            <w:pPr>
-              <w:pStyle w:val="Compact"/>
-              <w:jc w:val="left"/>
-            </w:pPr>
-            <w:r>
-              <w:t xml:space="preserve">TC_002</w:t>
-            </w:r>
-          </w:p>
-        </w:tc>
-        <w:tc>
-          <w:tcPr/>
-          <w:p>
-            <w:pPr>
-              <w:pStyle w:val="Compact"/>
-              <w:jc w:val="left"/>
-            </w:pPr>
-            <w:r>
-              <w:t xml:space="preserve">Retrieve Resignation Data</w:t>
-            </w:r>
-          </w:p>
-        </w:tc>
-        <w:tc>
-          <w:tcPr/>
-          <w:p>
-            <w:pPr>
-              <w:pStyle w:val="Compact"/>
-              <w:jc w:val="left"/>
-            </w:pPr>
-            <w:r>
-              <w:t xml:space="preserve">Resignation data is successfully retrieved and sent to SF_Receiver_Resignations.</w:t>
-            </w:r>
-          </w:p>
-        </w:tc>
-      </w:tr>
-      <w:tr>
-        <w:tc>
-          <w:tcPr/>
-          <w:p>
-            <w:pPr>
-              <w:pStyle w:val="Compact"/>
-              <w:jc w:val="left"/>
-            </w:pPr>
-            <w:r>
-              <w:t xml:space="preserve">TC_003</w:t>
-            </w:r>
-          </w:p>
-        </w:tc>
-        <w:tc>
-          <w:tcPr/>
-          <w:p>
-            <w:pPr>
-              <w:pStyle w:val="Compact"/>
-              <w:jc w:val="left"/>
-            </w:pPr>
-            <w:r>
-              <w:t xml:space="preserve">Retrieve Cost Center Data</w:t>
-            </w:r>
-          </w:p>
-        </w:tc>
-        <w:tc>
-          <w:tcPr/>
-          <w:p>
-            <w:pPr>
-              <w:pStyle w:val="Compact"/>
-              <w:jc w:val="left"/>
-            </w:pPr>
-            <w:r>
-              <w:t xml:space="preserve">Cost center data is successfully retrieved and sent to SF_Receiver_CostCentres.</w:t>
-            </w:r>
-          </w:p>
-        </w:tc>
-      </w:tr>
-      <w:tr>
-        <w:tc>
-          <w:tcPr/>
-          <w:p>
-            <w:pPr>
-              <w:pStyle w:val="Compact"/>
-              <w:jc w:val="left"/>
-            </w:pPr>
-            <w:r>
-              <w:t xml:space="preserve">TC_004</w:t>
-            </w:r>
-          </w:p>
-        </w:tc>
-        <w:tc>
-          <w:tcPr/>
-          <w:p>
-            <w:pPr>
-              <w:pStyle w:val="Compact"/>
-              <w:jc w:val="left"/>
-            </w:pPr>
-            <w:r>
-              <w:t xml:space="preserve">Error Handling</w:t>
-            </w:r>
-          </w:p>
-        </w:tc>
-        <w:tc>
-          <w:tcPr/>
-          <w:p>
-            <w:pPr>
-              <w:pStyle w:val="Compact"/>
-              <w:jc w:val="left"/>
-            </w:pPr>
-            <w:r>
-              <w:t xml:space="preserve">Errors are logged correctly and handled without disrupting the flow.</w:t>
-            </w:r>
-          </w:p>
-        </w:tc>
-      </w:tr>
-    </w:tbl>
-    <w:bookmarkEnd w:id="31"/>
-    <w:bookmarkStart w:id="32" w:name="reference-documents"/>
+    <w:bookmarkEnd w:id="26"/>
+    <w:bookmarkStart w:id="27" w:name="soap-message-flow"/>
     <w:p>
       <w:pPr>
-        <w:pStyle w:val="Heading1"/>
-      </w:pPr>
-      <w:r>
-        <w:t xml:space="preserve">6. Reference Documents</w:t>
+        <w:pStyle w:val="Heading4"/>
+      </w:pPr>
+      <w:r>
+        <w:t xml:space="preserve">SOAP Message Flow</w:t>
       </w:r>
     </w:p>
     <w:p>
@@ -834,7 +859,23 @@
         <w:pStyle w:val="Compact"/>
       </w:pPr>
       <w:r>
-        <w:t xml:space="preserve">SAP Cloud Platform Integration Documentation</w:t>
+        <w:rPr>
+          <w:bCs/>
+          <w:b/>
+        </w:rPr>
+        <w:t xml:space="preserve">WSDL URL</w:t>
+      </w:r>
+      <w:r>
+        <w:t xml:space="preserve">:</w:t>
+      </w:r>
+      <w:r>
+        <w:t xml:space="preserve"> </w:t>
+      </w:r>
+      <w:r>
+        <w:rPr>
+          <w:rStyle w:val="VerbatimChar"/>
+        </w:rPr>
+        <w:t xml:space="preserve">/wsdl/WORKFORCEPERSONMASTERDATAREPLI.wsdl</w:t>
       </w:r>
     </w:p>
     <w:p>
@@ -846,7 +887,23 @@
         <w:pStyle w:val="Compact"/>
       </w:pPr>
       <w:r>
-        <w:t xml:space="preserve">SuccessFactors API Documentation</w:t>
+        <w:rPr>
+          <w:bCs/>
+          <w:b/>
+        </w:rPr>
+        <w:t xml:space="preserve">SOAP Service Name</w:t>
+      </w:r>
+      <w:r>
+        <w:t xml:space="preserve">:</w:t>
+      </w:r>
+      <w:r>
+        <w:t xml:space="preserve"> </w:t>
+      </w:r>
+      <w:r>
+        <w:rPr>
+          <w:rStyle w:val="VerbatimChar"/>
+        </w:rPr>
+        <w:t xml:space="preserve">p1:service</w:t>
       </w:r>
     </w:p>
     <w:p>
@@ -858,10 +915,288 @@
         <w:pStyle w:val="Compact"/>
       </w:pPr>
       <w:r>
-        <w:t xml:space="preserve">SOAP Web Services Documentation</w:t>
+        <w:rPr>
+          <w:bCs/>
+          <w:b/>
+        </w:rPr>
+        <w:t xml:space="preserve">Transport Protocol</w:t>
+      </w:r>
+      <w:r>
+        <w:t xml:space="preserve">:</w:t>
+      </w:r>
+      <w:r>
+        <w:t xml:space="preserve"> </w:t>
+      </w:r>
+      <w:r>
+        <w:rPr>
+          <w:rStyle w:val="VerbatimChar"/>
+        </w:rPr>
+        <w:t xml:space="preserve">HTTP</w:t>
+      </w:r>
+    </w:p>
+    <w:p>
+      <w:pPr>
+        <w:numPr>
+          <w:ilvl w:val="0"/>
+          <w:numId w:val="1007"/>
+        </w:numPr>
+        <w:pStyle w:val="Compact"/>
+      </w:pPr>
+      <w:r>
+        <w:rPr>
+          <w:bCs/>
+          <w:b/>
+        </w:rPr>
+        <w:t xml:space="preserve">Authentication</w:t>
+      </w:r>
+      <w:r>
+        <w:t xml:space="preserve">:</w:t>
+      </w:r>
+      <w:r>
+        <w:t xml:space="preserve"> </w:t>
+      </w:r>
+      <w:r>
+        <w:rPr>
+          <w:rStyle w:val="VerbatimChar"/>
+        </w:rPr>
+        <w:t xml:space="preserve">Basic</w:t>
+      </w:r>
+    </w:p>
+    <w:bookmarkEnd w:id="27"/>
+    <w:bookmarkEnd w:id="28"/>
+    <w:bookmarkStart w:id="29" w:name="process-properties"/>
+    <w:p>
+      <w:pPr>
+        <w:pStyle w:val="Heading3"/>
+      </w:pPr>
+      <w:r>
+        <w:t xml:space="preserve">Process Properties</w:t>
+      </w:r>
+    </w:p>
+    <w:p>
+      <w:pPr>
+        <w:pStyle w:val="FirstParagraph"/>
+      </w:pPr>
+      <w:r>
+        <w:t xml:space="preserve">Each process has specific properties that define its behavior:</w:t>
+      </w:r>
+    </w:p>
+    <w:p>
+      <w:pPr>
+        <w:numPr>
+          <w:ilvl w:val="0"/>
+          <w:numId w:val="1008"/>
+        </w:numPr>
+        <w:pStyle w:val="Compact"/>
+      </w:pPr>
+      <w:r>
+        <w:rPr>
+          <w:bCs/>
+          <w:b/>
+        </w:rPr>
+        <w:t xml:space="preserve">Transaction Timeout</w:t>
+      </w:r>
+      <w:r>
+        <w:t xml:space="preserve">:</w:t>
+      </w:r>
+      <w:r>
+        <w:t xml:space="preserve"> </w:t>
+      </w:r>
+      <w:r>
+        <w:rPr>
+          <w:rStyle w:val="VerbatimChar"/>
+        </w:rPr>
+        <w:t xml:space="preserve">30 seconds</w:t>
+      </w:r>
+    </w:p>
+    <w:p>
+      <w:pPr>
+        <w:numPr>
+          <w:ilvl w:val="0"/>
+          <w:numId w:val="1008"/>
+        </w:numPr>
+        <w:pStyle w:val="Compact"/>
+      </w:pPr>
+      <w:r>
+        <w:rPr>
+          <w:bCs/>
+          <w:b/>
+        </w:rPr>
+        <w:t xml:space="preserve">Process Type</w:t>
+      </w:r>
+      <w:r>
+        <w:t xml:space="preserve">:</w:t>
+      </w:r>
+      <w:r>
+        <w:t xml:space="preserve"> </w:t>
+      </w:r>
+      <w:r>
+        <w:rPr>
+          <w:rStyle w:val="VerbatimChar"/>
+        </w:rPr>
+        <w:t xml:space="preserve">directCall</w:t>
+      </w:r>
+    </w:p>
+    <w:p>
+      <w:pPr>
+        <w:numPr>
+          <w:ilvl w:val="0"/>
+          <w:numId w:val="1008"/>
+        </w:numPr>
+        <w:pStyle w:val="Compact"/>
+      </w:pPr>
+      <w:r>
+        <w:rPr>
+          <w:bCs/>
+          <w:b/>
+        </w:rPr>
+        <w:t xml:space="preserve">Component Version</w:t>
+      </w:r>
+      <w:r>
+        <w:t xml:space="preserve">:</w:t>
+      </w:r>
+      <w:r>
+        <w:t xml:space="preserve"> </w:t>
+      </w:r>
+      <w:r>
+        <w:rPr>
+          <w:rStyle w:val="VerbatimChar"/>
+        </w:rPr>
+        <w:t xml:space="preserve">1.1</w:t>
+      </w:r>
+    </w:p>
+    <w:bookmarkEnd w:id="29"/>
+    <w:bookmarkStart w:id="30" w:name="call-activities"/>
+    <w:p>
+      <w:pPr>
+        <w:pStyle w:val="Heading3"/>
+      </w:pPr>
+      <w:r>
+        <w:t xml:space="preserve">Call Activities</w:t>
+      </w:r>
+    </w:p>
+    <w:p>
+      <w:pPr>
+        <w:pStyle w:val="FirstParagraph"/>
+      </w:pPr>
+      <w:r>
+        <w:t xml:space="preserve">The iFlow utilizes call activities to invoke other processes:</w:t>
+      </w:r>
+    </w:p>
+    <w:p>
+      <w:pPr>
+        <w:numPr>
+          <w:ilvl w:val="0"/>
+          <w:numId w:val="1009"/>
+        </w:numPr>
+        <w:pStyle w:val="Compact"/>
+      </w:pPr>
+      <w:r>
+        <w:rPr>
+          <w:bCs/>
+          <w:b/>
+        </w:rPr>
+        <w:t xml:space="preserve">CM_GetAllPerPersonal</w:t>
+      </w:r>
+      <w:r>
+        <w:t xml:space="preserve">: Calls the process to get all personal data.</w:t>
+      </w:r>
+    </w:p>
+    <w:p>
+      <w:pPr>
+        <w:numPr>
+          <w:ilvl w:val="0"/>
+          <w:numId w:val="1009"/>
+        </w:numPr>
+        <w:pStyle w:val="Compact"/>
+      </w:pPr>
+      <w:r>
+        <w:rPr>
+          <w:bCs/>
+          <w:b/>
+        </w:rPr>
+        <w:t xml:space="preserve">CM_GetAllResignations</w:t>
+      </w:r>
+      <w:r>
+        <w:t xml:space="preserve">: Calls the process to get all resignation data.</w:t>
+      </w:r>
+    </w:p>
+    <w:p>
+      <w:pPr>
+        <w:numPr>
+          <w:ilvl w:val="0"/>
+          <w:numId w:val="1009"/>
+        </w:numPr>
+        <w:pStyle w:val="Compact"/>
+      </w:pPr>
+      <w:r>
+        <w:rPr>
+          <w:bCs/>
+          <w:b/>
+        </w:rPr>
+        <w:t xml:space="preserve">CM_CostCentres</w:t>
+      </w:r>
+      <w:r>
+        <w:t xml:space="preserve">: Calls the process to get all cost center data.</w:t>
+      </w:r>
+    </w:p>
+    <w:bookmarkEnd w:id="30"/>
+    <w:bookmarkEnd w:id="31"/>
+    <w:bookmarkStart w:id="32" w:name="error-handling"/>
+    <w:p>
+      <w:pPr>
+        <w:pStyle w:val="Heading2"/>
+      </w:pPr>
+      <w:r>
+        <w:t xml:space="preserve">Error Handling</w:t>
+      </w:r>
+    </w:p>
+    <w:p>
+      <w:pPr>
+        <w:pStyle w:val="FirstParagraph"/>
+      </w:pPr>
+      <w:r>
+        <w:t xml:space="preserve">The iFlow includes error handling mechanisms through subprocesses that log errors and manage exceptions. The subprocess</w:t>
+      </w:r>
+      <w:r>
+        <w:t xml:space="preserve"> </w:t>
+      </w:r>
+      <w:r>
+        <w:t xml:space="preserve">“</w:t>
+      </w:r>
+      <w:r>
+        <w:t xml:space="preserve">Exception Main</w:t>
+      </w:r>
+      <w:r>
+        <w:t xml:space="preserve">”</w:t>
+      </w:r>
+      <w:r>
+        <w:t xml:space="preserve"> </w:t>
+      </w:r>
+      <w:r>
+        <w:t xml:space="preserve">is triggered in case of errors during the execution of the main flow.</w:t>
       </w:r>
     </w:p>
     <w:bookmarkEnd w:id="32"/>
+    <w:bookmarkStart w:id="33" w:name="conclusion"/>
+    <w:p>
+      <w:pPr>
+        <w:pStyle w:val="Heading2"/>
+      </w:pPr>
+      <w:r>
+        <w:t xml:space="preserve">Conclusion</w:t>
+      </w:r>
+    </w:p>
+    <w:p>
+      <w:pPr>
+        <w:pStyle w:val="FirstParagraph"/>
+      </w:pPr>
+      <w:r>
+        <w:t xml:space="preserve">This iFlow is designed to efficiently integrate various systems using SAP CPI, leveraging different protocols and message formats. The configuration properties and structure outlined in this document provide a comprehensive understanding of the integration flow’s functionality and behavior.</w:t>
+      </w:r>
+    </w:p>
+    <w:bookmarkEnd w:id="33"/>
+    <w:bookmarkEnd w:id="34"/>
     <w:sectPr>
       <w:headerReference r:id="rId9" w:type="default"/>
       <w:footerReference r:id="rId10" w:type="default"/>
@@ -936,9 +1271,6 @@
           <w:tcW w:type="dxa" w:w="4535"/>
         </w:tcPr>
         <w:p>
-          <w:pPr>
-            <w:jc w:val="left"/>
-          </w:pPr>
           <w:r>
             <w:drawing>
               <wp:inline xmlns:a="http://schemas.openxmlformats.org/drawingml/2006/main" xmlns:pic="http://schemas.openxmlformats.org/drawingml/2006/picture">
@@ -980,9 +1312,6 @@
           <w:tcW w:type="dxa" w:w="4535"/>
         </w:tcPr>
         <w:p>
-          <w:pPr>
-            <w:jc w:val="right"/>
-          </w:pPr>
           <w:r>
             <w:drawing>
               <wp:inline xmlns:a="http://schemas.openxmlformats.org/drawingml/2006/main" xmlns:pic="http://schemas.openxmlformats.org/drawingml/2006/picture">
@@ -1498,12 +1827,6 @@
     <w:abstractNumId w:val="991"/>
   </w:num>
   <w:num w:numId="1003">
-    <w:abstractNumId w:val="991"/>
-  </w:num>
-  <w:num w:numId="1004">
-    <w:abstractNumId w:val="991"/>
-  </w:num>
-  <w:num w:numId="1005">
     <w:abstractNumId w:val="99411"/>
     <w:lvlOverride w:ilvl="0">
       <w:startOverride w:val="1"/>
@@ -1533,10 +1856,22 @@
       <w:startOverride w:val="1"/>
     </w:lvlOverride>
   </w:num>
+  <w:num w:numId="1004">
+    <w:abstractNumId w:val="991"/>
+  </w:num>
+  <w:num w:numId="1005">
+    <w:abstractNumId w:val="991"/>
+  </w:num>
   <w:num w:numId="1006">
     <w:abstractNumId w:val="991"/>
   </w:num>
   <w:num w:numId="1007">
+    <w:abstractNumId w:val="991"/>
+  </w:num>
+  <w:num w:numId="1008">
+    <w:abstractNumId w:val="991"/>
+  </w:num>
+  <w:num w:numId="1009">
     <w:abstractNumId w:val="991"/>
   </w:num>
 </w:numbering>

--- a/cpi-artifacts/Employedata/PRD_IF_EmployeeCreation_SF_to_S4_MDF_copy_100228/src/main/resources/scenarioflows/integrationflow/integrationflow_Technical_Specification.docx
+++ b/cpi-artifacts/Employedata/PRD_IF_EmployeeCreation_SF_to_S4_MDF_copy_100228/src/main/resources/scenarioflows/integrationflow/integrationflow_Technical_Specification.docx
@@ -166,22 +166,22 @@
         <w:t xml:space="preserve">Reference Documents</w:t>
       </w:r>
     </w:p>
-    <w:bookmarkStart w:id="34" w:name="sap-cpi-iflow-technical-documentation"/>
+    <w:bookmarkStart w:id="22" w:name="introduction"/>
     <w:p>
       <w:pPr>
         <w:pStyle w:val="Heading1"/>
       </w:pPr>
       <w:r>
-        <w:t xml:space="preserve">SAP CPI iFlow Technical Documentation</w:t>
+        <w:t xml:space="preserve">1. Introduction</w:t>
       </w:r>
     </w:p>
-    <w:bookmarkStart w:id="20" w:name="overview"/>
+    <w:bookmarkStart w:id="20" w:name="purpose"/>
     <w:p>
       <w:pPr>
         <w:pStyle w:val="Heading2"/>
       </w:pPr>
       <w:r>
-        <w:t xml:space="preserve">Overview</w:t>
+        <w:t xml:space="preserve">1.1 Purpose</w:t>
       </w:r>
     </w:p>
     <w:p>
@@ -189,26 +189,32 @@
         <w:pStyle w:val="FirstParagraph"/>
       </w:pPr>
       <w:r>
-        <w:t xml:space="preserve">This document provides a detailed overview of the integration flow (iFlow) designed for SAP Cloud Platform Integration (CPI). The iFlow integrates various systems using different protocols and message formats, including OData and SOAP.</w:t>
+        <w:t xml:space="preserve">The purpose of this document is to provide a comprehensive overview of the iFlow named</w:t>
+      </w:r>
+      <w:r>
+        <w:t xml:space="preserve"> </w:t>
+      </w:r>
+      <w:r>
+        <w:t xml:space="preserve">‘</w:t>
+      </w:r>
+      <w:r>
+        <w:t xml:space="preserve">integrationflow</w:t>
+      </w:r>
+      <w:r>
+        <w:t xml:space="preserve">’</w:t>
+      </w:r>
+      <w:r>
+        <w:t xml:space="preserve">, detailing its integration architecture, components, scenarios, error handling, and testing validation.</w:t>
       </w:r>
     </w:p>
     <w:bookmarkEnd w:id="20"/>
-    <w:bookmarkStart w:id="24" w:name="iflow-structure"/>
+    <w:bookmarkStart w:id="21" w:name="scope"/>
     <w:p>
       <w:pPr>
         <w:pStyle w:val="Heading2"/>
       </w:pPr>
       <w:r>
-        <w:t xml:space="preserve">iFlow Structure</w:t>
-      </w:r>
-    </w:p>
-    <w:bookmarkStart w:id="21" w:name="collaboration"/>
-    <w:p>
-      <w:pPr>
-        <w:pStyle w:val="Heading3"/>
-      </w:pPr>
-      <w:r>
-        <w:t xml:space="preserve">Collaboration</w:t>
+        <w:t xml:space="preserve">1.2 Scope</w:t>
       </w:r>
     </w:p>
     <w:p>
@@ -216,7 +222,63 @@
         <w:pStyle w:val="FirstParagraph"/>
       </w:pPr>
       <w:r>
-        <w:t xml:space="preserve">The iFlow consists of multiple participants and message flows that facilitate communication between different systems. The main participants include:</w:t>
+        <w:t xml:space="preserve">This document covers the integration flow</w:t>
+      </w:r>
+      <w:r>
+        <w:t xml:space="preserve"> </w:t>
+      </w:r>
+      <w:r>
+        <w:t xml:space="preserve">‘</w:t>
+      </w:r>
+      <w:r>
+        <w:t xml:space="preserve">integrationflow</w:t>
+      </w:r>
+      <w:r>
+        <w:t xml:space="preserve">’</w:t>
+      </w:r>
+      <w:r>
+        <w:t xml:space="preserve"> </w:t>
+      </w:r>
+      <w:r>
+        <w:t xml:space="preserve">within the SAP Cloud Platform Integration (CPI) environment, including its design, implementation, and operational aspects.</w:t>
+      </w:r>
+    </w:p>
+    <w:bookmarkEnd w:id="21"/>
+    <w:bookmarkEnd w:id="22"/>
+    <w:bookmarkStart w:id="25" w:name="integration-overview"/>
+    <w:p>
+      <w:pPr>
+        <w:pStyle w:val="Heading1"/>
+      </w:pPr>
+      <w:r>
+        <w:t xml:space="preserve">2. Integration Overview</w:t>
+      </w:r>
+    </w:p>
+    <w:bookmarkStart w:id="23" w:name="integration-architecture"/>
+    <w:p>
+      <w:pPr>
+        <w:pStyle w:val="Heading2"/>
+      </w:pPr>
+      <w:r>
+        <w:t xml:space="preserve">2.1 Integration Architecture</w:t>
+      </w:r>
+    </w:p>
+    <w:p>
+      <w:pPr>
+        <w:pStyle w:val="FirstParagraph"/>
+      </w:pPr>
+      <w:r>
+        <w:t xml:space="preserve">The integration architecture consists of multiple participants including SuccessFactors (SF) and various receivers for personal data, resignations, and cost centers. The architecture utilizes message flows to facilitate communication between these components.</w:t>
+      </w:r>
+    </w:p>
+    <w:bookmarkEnd w:id="23"/>
+    <w:bookmarkStart w:id="24" w:name="integration-components"/>
+    <w:p>
+      <w:pPr>
+        <w:pStyle w:val="Heading2"/>
+      </w:pPr>
+      <w:r>
+        <w:t xml:space="preserve">2.2 Integration Components</w:t>
       </w:r>
     </w:p>
     <w:p>
@@ -232,10 +294,82 @@
           <w:bCs/>
           <w:b/>
         </w:rPr>
+        <w:t xml:space="preserve">Participants</w:t>
+      </w:r>
+      <w:r>
+        <w:t xml:space="preserve">:</w:t>
+      </w:r>
+    </w:p>
+    <w:p>
+      <w:pPr>
+        <w:numPr>
+          <w:ilvl w:val="1"/>
+          <w:numId w:val="1003"/>
+        </w:numPr>
+        <w:pStyle w:val="Compact"/>
+      </w:pPr>
+      <w:r>
         <w:t xml:space="preserve">SF</w:t>
       </w:r>
+    </w:p>
+    <w:p>
+      <w:pPr>
+        <w:numPr>
+          <w:ilvl w:val="1"/>
+          <w:numId w:val="1003"/>
+        </w:numPr>
+        <w:pStyle w:val="Compact"/>
+      </w:pPr>
       <w:r>
-        <w:t xml:space="preserve">: Represents the SuccessFactors endpoint.</w:t>
+        <w:t xml:space="preserve">SF_Receiver_Perpersonal</w:t>
+      </w:r>
+    </w:p>
+    <w:p>
+      <w:pPr>
+        <w:numPr>
+          <w:ilvl w:val="1"/>
+          <w:numId w:val="1003"/>
+        </w:numPr>
+        <w:pStyle w:val="Compact"/>
+      </w:pPr>
+      <w:r>
+        <w:t xml:space="preserve">SF_Receiver_Resignations</w:t>
+      </w:r>
+    </w:p>
+    <w:p>
+      <w:pPr>
+        <w:numPr>
+          <w:ilvl w:val="1"/>
+          <w:numId w:val="1003"/>
+        </w:numPr>
+        <w:pStyle w:val="Compact"/>
+      </w:pPr>
+      <w:r>
+        <w:t xml:space="preserve">SF_Receiver_CostCentres</w:t>
+      </w:r>
+    </w:p>
+    <w:p>
+      <w:pPr>
+        <w:numPr>
+          <w:ilvl w:val="1"/>
+          <w:numId w:val="1003"/>
+        </w:numPr>
+        <w:pStyle w:val="Compact"/>
+      </w:pPr>
+      <w:r>
+        <w:t xml:space="preserve">Receiver1</w:t>
+      </w:r>
+    </w:p>
+    <w:p>
+      <w:pPr>
+        <w:numPr>
+          <w:ilvl w:val="1"/>
+          <w:numId w:val="1003"/>
+        </w:numPr>
+        <w:pStyle w:val="Compact"/>
+      </w:pPr>
+      <w:r>
+        <w:t xml:space="preserve">Receiver3</w:t>
       </w:r>
     </w:p>
     <w:p>
@@ -251,17 +385,103 @@
           <w:bCs/>
           <w:b/>
         </w:rPr>
-        <w:t xml:space="preserve">SF_Receiver_Perpersonal</w:t>
+        <w:t xml:space="preserve">Processes</w:t>
       </w:r>
       <w:r>
-        <w:t xml:space="preserve">: Receiver for personal data.</w:t>
+        <w:t xml:space="preserve">:</w:t>
       </w:r>
     </w:p>
     <w:p>
       <w:pPr>
         <w:numPr>
+          <w:ilvl w:val="1"/>
+          <w:numId w:val="1004"/>
+        </w:numPr>
+        <w:pStyle w:val="Compact"/>
+      </w:pPr>
+      <w:r>
+        <w:t xml:space="preserve">GetAllPerPersonal</w:t>
+      </w:r>
+    </w:p>
+    <w:p>
+      <w:pPr>
+        <w:numPr>
+          <w:ilvl w:val="1"/>
+          <w:numId w:val="1004"/>
+        </w:numPr>
+        <w:pStyle w:val="Compact"/>
+      </w:pPr>
+      <w:r>
+        <w:t xml:space="preserve">GetAllResignations</w:t>
+      </w:r>
+    </w:p>
+    <w:p>
+      <w:pPr>
+        <w:numPr>
+          <w:ilvl w:val="1"/>
+          <w:numId w:val="1004"/>
+        </w:numPr>
+        <w:pStyle w:val="Compact"/>
+      </w:pPr>
+      <w:r>
+        <w:t xml:space="preserve">GetAllCostCentres</w:t>
+      </w:r>
+    </w:p>
+    <w:p>
+      <w:pPr>
+        <w:numPr>
+          <w:ilvl w:val="1"/>
+          <w:numId w:val="1004"/>
+        </w:numPr>
+        <w:pStyle w:val="Compact"/>
+      </w:pPr>
+      <w:r>
+        <w:t xml:space="preserve">Integration Process</w:t>
+      </w:r>
+    </w:p>
+    <w:bookmarkEnd w:id="24"/>
+    <w:bookmarkEnd w:id="25"/>
+    <w:bookmarkStart w:id="29" w:name="integration-scenarios"/>
+    <w:p>
+      <w:pPr>
+        <w:pStyle w:val="Heading1"/>
+      </w:pPr>
+      <w:r>
+        <w:t xml:space="preserve">3. Integration Scenarios</w:t>
+      </w:r>
+    </w:p>
+    <w:bookmarkStart w:id="26" w:name="scenario-description"/>
+    <w:p>
+      <w:pPr>
+        <w:pStyle w:val="Heading2"/>
+      </w:pPr>
+      <w:r>
+        <w:t xml:space="preserve">3.1 Scenario Description</w:t>
+      </w:r>
+    </w:p>
+    <w:p>
+      <w:pPr>
+        <w:pStyle w:val="FirstParagraph"/>
+      </w:pPr>
+      <w:r>
+        <w:t xml:space="preserve">The integration flow handles data retrieval from SuccessFactors and sends it to various receivers based on specific business requirements, such as personal information, resignations, and cost centers.</w:t>
+      </w:r>
+    </w:p>
+    <w:bookmarkEnd w:id="26"/>
+    <w:bookmarkStart w:id="27" w:name="data-flows"/>
+    <w:p>
+      <w:pPr>
+        <w:pStyle w:val="Heading2"/>
+      </w:pPr>
+      <w:r>
+        <w:t xml:space="preserve">3.2 Data Flows</w:t>
+      </w:r>
+    </w:p>
+    <w:p>
+      <w:pPr>
+        <w:numPr>
           <w:ilvl w:val="0"/>
-          <w:numId w:val="1002"/>
+          <w:numId w:val="1005"/>
         </w:numPr>
         <w:pStyle w:val="Compact"/>
       </w:pPr>
@@ -270,17 +490,17 @@
           <w:bCs/>
           <w:b/>
         </w:rPr>
-        <w:t xml:space="preserve">SF_Receiver_Resignations</w:t>
+        <w:t xml:space="preserve">SuccessFactors to SF_Receiver_Perpersonal</w:t>
       </w:r>
       <w:r>
-        <w:t xml:space="preserve">: Receiver for resignation data.</w:t>
+        <w:t xml:space="preserve">: Retrieves personal data.</w:t>
       </w:r>
     </w:p>
     <w:p>
       <w:pPr>
         <w:numPr>
           <w:ilvl w:val="0"/>
-          <w:numId w:val="1002"/>
+          <w:numId w:val="1005"/>
         </w:numPr>
         <w:pStyle w:val="Compact"/>
       </w:pPr>
@@ -289,101 +509,7 @@
           <w:bCs/>
           <w:b/>
         </w:rPr>
-        <w:t xml:space="preserve">SF_Receiver_CostCentres</w:t>
-      </w:r>
-      <w:r>
-        <w:t xml:space="preserve">: Receiver for cost center data.</w:t>
-      </w:r>
-    </w:p>
-    <w:p>
-      <w:pPr>
-        <w:numPr>
-          <w:ilvl w:val="0"/>
-          <w:numId w:val="1002"/>
-        </w:numPr>
-        <w:pStyle w:val="Compact"/>
-      </w:pPr>
-      <w:r>
-        <w:rPr>
-          <w:bCs/>
-          <w:b/>
-        </w:rPr>
-        <w:t xml:space="preserve">Receiver1</w:t>
-      </w:r>
-      <w:r>
-        <w:t xml:space="preserve">: A generic receiver.</w:t>
-      </w:r>
-    </w:p>
-    <w:p>
-      <w:pPr>
-        <w:numPr>
-          <w:ilvl w:val="0"/>
-          <w:numId w:val="1002"/>
-        </w:numPr>
-        <w:pStyle w:val="Compact"/>
-      </w:pPr>
-      <w:r>
-        <w:rPr>
-          <w:bCs/>
-          <w:b/>
-        </w:rPr>
-        <w:t xml:space="preserve">Receiver3</w:t>
-      </w:r>
-      <w:r>
-        <w:t xml:space="preserve">: Another generic receiver.</w:t>
-      </w:r>
-    </w:p>
-    <w:bookmarkEnd w:id="21"/>
-    <w:bookmarkStart w:id="22" w:name="processes"/>
-    <w:p>
-      <w:pPr>
-        <w:pStyle w:val="Heading3"/>
-      </w:pPr>
-      <w:r>
-        <w:t xml:space="preserve">Processes</w:t>
-      </w:r>
-    </w:p>
-    <w:p>
-      <w:pPr>
-        <w:pStyle w:val="FirstParagraph"/>
-      </w:pPr>
-      <w:r>
-        <w:t xml:space="preserve">The iFlow contains several processes, each responsible for specific tasks:</w:t>
-      </w:r>
-    </w:p>
-    <w:p>
-      <w:pPr>
-        <w:numPr>
-          <w:ilvl w:val="0"/>
-          <w:numId w:val="1003"/>
-        </w:numPr>
-        <w:pStyle w:val="Compact"/>
-      </w:pPr>
-      <w:r>
-        <w:rPr>
-          <w:bCs/>
-          <w:b/>
-        </w:rPr>
-        <w:t xml:space="preserve">GetAllPerPersonal</w:t>
-      </w:r>
-      <w:r>
-        <w:t xml:space="preserve">: Retrieves all personal data.</w:t>
-      </w:r>
-    </w:p>
-    <w:p>
-      <w:pPr>
-        <w:numPr>
-          <w:ilvl w:val="0"/>
-          <w:numId w:val="1003"/>
-        </w:numPr>
-        <w:pStyle w:val="Compact"/>
-      </w:pPr>
-      <w:r>
-        <w:rPr>
-          <w:bCs/>
-          <w:b/>
-        </w:rPr>
-        <w:t xml:space="preserve">GetAllResignations</w:t>
+        <w:t xml:space="preserve">SuccessFactors to SF_Receiver_Resignations</w:t>
       </w:r>
       <w:r>
         <w:t xml:space="preserve">: Retrieves resignation data.</w:t>
@@ -393,7 +519,7 @@
       <w:pPr>
         <w:numPr>
           <w:ilvl w:val="0"/>
-          <w:numId w:val="1003"/>
+          <w:numId w:val="1005"/>
         </w:numPr>
         <w:pStyle w:val="Compact"/>
       </w:pPr>
@@ -402,7 +528,7 @@
           <w:bCs/>
           <w:b/>
         </w:rPr>
-        <w:t xml:space="preserve">GetAllCostCentres</w:t>
+        <w:t xml:space="preserve">SuccessFactors to SF_Receiver_CostCentres</w:t>
       </w:r>
       <w:r>
         <w:t xml:space="preserve">: Retrieves cost center data.</w:t>
@@ -412,7 +538,7 @@
       <w:pPr>
         <w:numPr>
           <w:ilvl w:val="0"/>
-          <w:numId w:val="1003"/>
+          <w:numId w:val="1005"/>
         </w:numPr>
         <w:pStyle w:val="Compact"/>
       </w:pPr>
@@ -421,283 +547,20 @@
           <w:bCs/>
           <w:b/>
         </w:rPr>
-        <w:t xml:space="preserve">Integration Process</w:t>
+        <w:t xml:space="preserve">SOAP communication with Receiver1</w:t>
       </w:r>
       <w:r>
-        <w:t xml:space="preserve">: Main integration process that orchestrates the overall flow.</w:t>
+        <w:t xml:space="preserve">: Handles SOAP requests and responses.</w:t>
       </w:r>
     </w:p>
-    <w:bookmarkEnd w:id="22"/>
-    <w:bookmarkStart w:id="23" w:name="message-flows"/>
+    <w:bookmarkEnd w:id="27"/>
+    <w:bookmarkStart w:id="28" w:name="security-requirements"/>
     <w:p>
       <w:pPr>
-        <w:pStyle w:val="Heading3"/>
+        <w:pStyle w:val="Heading2"/>
       </w:pPr>
       <w:r>
-        <w:t xml:space="preserve">Message Flows</w:t>
-      </w:r>
-    </w:p>
-    <w:p>
-      <w:pPr>
-        <w:pStyle w:val="FirstParagraph"/>
-      </w:pPr>
-      <w:r>
-        <w:t xml:space="preserve">The iFlow includes multiple message flows that define how data is exchanged between participants:</w:t>
-      </w:r>
-    </w:p>
-    <w:p>
-      <w:pPr>
-        <w:numPr>
-          <w:ilvl w:val="0"/>
-          <w:numId w:val="1004"/>
-        </w:numPr>
-        <w:pStyle w:val="Compact"/>
-      </w:pPr>
-      <w:r>
-        <w:rPr>
-          <w:bCs/>
-          <w:b/>
-        </w:rPr>
-        <w:t xml:space="preserve">SuccessFactors</w:t>
-      </w:r>
-      <w:r>
-        <w:t xml:space="preserve">: Handles data retrieval from SuccessFactors using OData.</w:t>
-      </w:r>
-    </w:p>
-    <w:p>
-      <w:pPr>
-        <w:numPr>
-          <w:ilvl w:val="0"/>
-          <w:numId w:val="1004"/>
-        </w:numPr>
-        <w:pStyle w:val="Compact"/>
-      </w:pPr>
-      <w:r>
-        <w:rPr>
-          <w:bCs/>
-          <w:b/>
-        </w:rPr>
-        <w:t xml:space="preserve">SOAP</w:t>
-      </w:r>
-      <w:r>
-        <w:t xml:space="preserve">: Manages SOAP-based communication.</w:t>
-      </w:r>
-    </w:p>
-    <w:p>
-      <w:pPr>
-        <w:numPr>
-          <w:ilvl w:val="0"/>
-          <w:numId w:val="1004"/>
-        </w:numPr>
-        <w:pStyle w:val="Compact"/>
-      </w:pPr>
-      <w:r>
-        <w:rPr>
-          <w:bCs/>
-          <w:b/>
-        </w:rPr>
-        <w:t xml:space="preserve">SuccessFactors-Resignations</w:t>
-      </w:r>
-      <w:r>
-        <w:t xml:space="preserve">: Retrieves resignation data from SuccessFactors.</w:t>
-      </w:r>
-    </w:p>
-    <w:p>
-      <w:pPr>
-        <w:numPr>
-          <w:ilvl w:val="0"/>
-          <w:numId w:val="1004"/>
-        </w:numPr>
-        <w:pStyle w:val="Compact"/>
-      </w:pPr>
-      <w:r>
-        <w:rPr>
-          <w:bCs/>
-          <w:b/>
-        </w:rPr>
-        <w:t xml:space="preserve">SuccessFactors-CostCentres</w:t>
-      </w:r>
-      <w:r>
-        <w:t xml:space="preserve">: Retrieves cost center data from SuccessFactors.</w:t>
-      </w:r>
-    </w:p>
-    <w:bookmarkEnd w:id="23"/>
-    <w:bookmarkEnd w:id="24"/>
-    <w:bookmarkStart w:id="31" w:name="configuration-properties"/>
-    <w:p>
-      <w:pPr>
-        <w:pStyle w:val="Heading2"/>
-      </w:pPr>
-      <w:r>
-        <w:t xml:space="preserve">Configuration Properties</w:t>
-      </w:r>
-    </w:p>
-    <w:bookmarkStart w:id="25" w:name="global-properties"/>
-    <w:p>
-      <w:pPr>
-        <w:pStyle w:val="Heading3"/>
-      </w:pPr>
-      <w:r>
-        <w:t xml:space="preserve">Global Properties</w:t>
-      </w:r>
-    </w:p>
-    <w:p>
-      <w:pPr>
-        <w:numPr>
-          <w:ilvl w:val="0"/>
-          <w:numId w:val="1005"/>
-        </w:numPr>
-        <w:pStyle w:val="Compact"/>
-      </w:pPr>
-      <w:r>
-        <w:rPr>
-          <w:bCs/>
-          <w:b/>
-        </w:rPr>
-        <w:t xml:space="preserve">Namespace Mapping</w:t>
-      </w:r>
-      <w:r>
-        <w:t xml:space="preserve">:</w:t>
-      </w:r>
-      <w:r>
-        <w:t xml:space="preserve"> </w:t>
-      </w:r>
-      <w:r>
-        <w:rPr>
-          <w:rStyle w:val="VerbatimChar"/>
-        </w:rPr>
-        <w:t xml:space="preserve">xmlns:p1=http://sap.com/xi/PASEIN</w:t>
-      </w:r>
-    </w:p>
-    <w:p>
-      <w:pPr>
-        <w:numPr>
-          <w:ilvl w:val="0"/>
-          <w:numId w:val="1005"/>
-        </w:numPr>
-        <w:pStyle w:val="Compact"/>
-      </w:pPr>
-      <w:r>
-        <w:rPr>
-          <w:bCs/>
-          <w:b/>
-        </w:rPr>
-        <w:t xml:space="preserve">HTTP Session Handling</w:t>
-      </w:r>
-      <w:r>
-        <w:t xml:space="preserve">:</w:t>
-      </w:r>
-      <w:r>
-        <w:t xml:space="preserve"> </w:t>
-      </w:r>
-      <w:r>
-        <w:rPr>
-          <w:rStyle w:val="VerbatimChar"/>
-        </w:rPr>
-        <w:t xml:space="preserve">onExchange</w:t>
-      </w:r>
-    </w:p>
-    <w:p>
-      <w:pPr>
-        <w:numPr>
-          <w:ilvl w:val="0"/>
-          <w:numId w:val="1005"/>
-        </w:numPr>
-        <w:pStyle w:val="Compact"/>
-      </w:pPr>
-      <w:r>
-        <w:rPr>
-          <w:bCs/>
-          <w:b/>
-        </w:rPr>
-        <w:t xml:space="preserve">Logging Level</w:t>
-      </w:r>
-      <w:r>
-        <w:t xml:space="preserve">:</w:t>
-      </w:r>
-      <w:r>
-        <w:t xml:space="preserve"> </w:t>
-      </w:r>
-      <w:r>
-        <w:rPr>
-          <w:rStyle w:val="VerbatimChar"/>
-        </w:rPr>
-        <w:t xml:space="preserve">All events</w:t>
-      </w:r>
-    </w:p>
-    <w:p>
-      <w:pPr>
-        <w:numPr>
-          <w:ilvl w:val="0"/>
-          <w:numId w:val="1005"/>
-        </w:numPr>
-        <w:pStyle w:val="Compact"/>
-      </w:pPr>
-      <w:r>
-        <w:rPr>
-          <w:bCs/>
-          <w:b/>
-        </w:rPr>
-        <w:t xml:space="preserve">Component Version</w:t>
-      </w:r>
-      <w:r>
-        <w:t xml:space="preserve">:</w:t>
-      </w:r>
-      <w:r>
-        <w:t xml:space="preserve"> </w:t>
-      </w:r>
-      <w:r>
-        <w:rPr>
-          <w:rStyle w:val="VerbatimChar"/>
-        </w:rPr>
-        <w:t xml:space="preserve">1.2</w:t>
-      </w:r>
-    </w:p>
-    <w:p>
-      <w:pPr>
-        <w:numPr>
-          <w:ilvl w:val="0"/>
-          <w:numId w:val="1005"/>
-        </w:numPr>
-        <w:pStyle w:val="Compact"/>
-      </w:pPr>
-      <w:r>
-        <w:rPr>
-          <w:bCs/>
-          <w:b/>
-        </w:rPr>
-        <w:t xml:space="preserve">Return Exception to Sender</w:t>
-      </w:r>
-      <w:r>
-        <w:t xml:space="preserve">:</w:t>
-      </w:r>
-      <w:r>
-        <w:t xml:space="preserve"> </w:t>
-      </w:r>
-      <w:r>
-        <w:rPr>
-          <w:rStyle w:val="VerbatimChar"/>
-        </w:rPr>
-        <w:t xml:space="preserve">false</w:t>
-      </w:r>
-    </w:p>
-    <w:bookmarkEnd w:id="25"/>
-    <w:bookmarkStart w:id="28" w:name="message-flow-properties"/>
-    <w:p>
-      <w:pPr>
-        <w:pStyle w:val="Heading3"/>
-      </w:pPr>
-      <w:r>
-        <w:t xml:space="preserve">Message Flow Properties</w:t>
-      </w:r>
-    </w:p>
-    <w:bookmarkStart w:id="26" w:name="successfactors-message-flow"/>
-    <w:p>
-      <w:pPr>
-        <w:pStyle w:val="Heading4"/>
-      </w:pPr>
-      <w:r>
-        <w:t xml:space="preserve">SuccessFactors Message Flow</w:t>
+        <w:t xml:space="preserve">3.3 Security Requirements</w:t>
       </w:r>
     </w:p>
     <w:p>
@@ -709,23 +572,7 @@
         <w:pStyle w:val="Compact"/>
       </w:pPr>
       <w:r>
-        <w:rPr>
-          <w:bCs/>
-          <w:b/>
-        </w:rPr>
-        <w:t xml:space="preserve">Resource Path</w:t>
-      </w:r>
-      <w:r>
-        <w:t xml:space="preserve">:</w:t>
-      </w:r>
-      <w:r>
-        <w:t xml:space="preserve"> </w:t>
-      </w:r>
-      <w:r>
-        <w:rPr>
-          <w:rStyle w:val="VerbatimChar"/>
-        </w:rPr>
-        <w:t xml:space="preserve">PerPersonal</w:t>
+        <w:t xml:space="preserve">Authentication methods include Basic and OAuth.</w:t>
       </w:r>
     </w:p>
     <w:p>
@@ -737,23 +584,7 @@
         <w:pStyle w:val="Compact"/>
       </w:pPr>
       <w:r>
-        <w:rPr>
-          <w:bCs/>
-          <w:b/>
-        </w:rPr>
-        <w:t xml:space="preserve">Content Type</w:t>
-      </w:r>
-      <w:r>
-        <w:t xml:space="preserve">:</w:t>
-      </w:r>
-      <w:r>
-        <w:t xml:space="preserve"> </w:t>
-      </w:r>
-      <w:r>
-        <w:rPr>
-          <w:rStyle w:val="VerbatimChar"/>
-        </w:rPr>
-        <w:t xml:space="preserve">application/atom+xml</w:t>
+        <w:t xml:space="preserve">Secure communication protocols (HTTPS) are enforced.</w:t>
       </w:r>
     </w:p>
     <w:p>
@@ -765,89 +596,290 @@
         <w:pStyle w:val="Compact"/>
       </w:pPr>
       <w:r>
-        <w:rPr>
-          <w:bCs/>
-          <w:b/>
-        </w:rPr>
-        <w:t xml:space="preserve">Message Protocol</w:t>
+        <w:t xml:space="preserve">Proper handling of sensitive data through encryption and access controls.</w:t>
       </w:r>
+    </w:p>
+    <w:bookmarkEnd w:id="28"/>
+    <w:bookmarkEnd w:id="29"/>
+    <w:bookmarkStart w:id="30" w:name="error-handling-and-logging"/>
+    <w:p>
+      <w:pPr>
+        <w:pStyle w:val="Heading1"/>
+      </w:pPr>
       <w:r>
-        <w:t xml:space="preserve">:</w:t>
-      </w:r>
-      <w:r>
-        <w:t xml:space="preserve"> </w:t>
-      </w:r>
-      <w:r>
-        <w:rPr>
-          <w:rStyle w:val="VerbatimChar"/>
-        </w:rPr>
-        <w:t xml:space="preserve">OData V2</w:t>
+        <w:t xml:space="preserve">4. Error Handling and Logging</w:t>
       </w:r>
     </w:p>
     <w:p>
       <w:pPr>
-        <w:numPr>
-          <w:ilvl w:val="0"/>
-          <w:numId w:val="1006"/>
-        </w:numPr>
-        <w:pStyle w:val="Compact"/>
+        <w:pStyle w:val="FirstParagraph"/>
       </w:pPr>
       <w:r>
-        <w:rPr>
-          <w:bCs/>
-          <w:b/>
-        </w:rPr>
-        <w:t xml:space="preserve">Query Options</w:t>
-      </w:r>
-      <w:r>
-        <w:t xml:space="preserve">:</w:t>
-      </w:r>
-      <w:r>
-        <w:t xml:space="preserve"> </w:t>
-      </w:r>
-      <w:r>
-        <w:rPr>
-          <w:rStyle w:val="VerbatimChar"/>
-        </w:rPr>
-        <w:t xml:space="preserve">$select=personIdExternal,firstName,lastName&amp;$orderby=personIdExternal</w:t>
+        <w:t xml:space="preserve">Error handling is managed through a dedicated subprocess that logs errors and exceptions. The integration flow captures all events and logs them for monitoring and troubleshooting purposes.</w:t>
       </w:r>
     </w:p>
+    <w:bookmarkEnd w:id="30"/>
+    <w:bookmarkStart w:id="31" w:name="testing-validation"/>
     <w:p>
       <w:pPr>
-        <w:numPr>
-          <w:ilvl w:val="0"/>
-          <w:numId w:val="1006"/>
-        </w:numPr>
-        <w:pStyle w:val="Compact"/>
+        <w:pStyle w:val="Heading1"/>
       </w:pPr>
       <w:r>
-        <w:rPr>
-          <w:bCs/>
-          <w:b/>
-        </w:rPr>
-        <w:t xml:space="preserve">Authentication Method</w:t>
-      </w:r>
-      <w:r>
-        <w:t xml:space="preserve">:</w:t>
-      </w:r>
-      <w:r>
-        <w:t xml:space="preserve"> </w:t>
-      </w:r>
-      <w:r>
-        <w:rPr>
-          <w:rStyle w:val="VerbatimChar"/>
-        </w:rPr>
-        <w:t xml:space="preserve">{{SF_Authentication}}</w:t>
+        <w:t xml:space="preserve">5. Testing Validation</w:t>
       </w:r>
     </w:p>
-    <w:bookmarkEnd w:id="26"/>
-    <w:bookmarkStart w:id="27" w:name="soap-message-flow"/>
+    <w:tbl>
+      <w:tblPr>
+        <w:tblStyle w:val="Table"/>
+        <w:tblW w:type="pct" w:w="5000"/>
+        <w:tblLook w:firstRow="1" w:lastRow="0" w:firstColumn="0" w:lastColumn="0" w:noHBand="0" w:noVBand="0" w:val="0020"/>
+        <w:jc w:val="start"/>
+      </w:tblPr>
+      <w:tblGrid>
+        <w:gridCol w:w="1076"/>
+        <w:gridCol w:w="2691"/>
+        <w:gridCol w:w="4152"/>
+      </w:tblGrid>
+      <w:tr>
+        <w:trPr>
+          <w:tblHeader w:val="true"/>
+        </w:trPr>
+        <w:tc>
+          <w:tcPr/>
+          <w:p>
+            <w:pPr>
+              <w:pStyle w:val="Compact"/>
+              <w:jc w:val="left"/>
+            </w:pPr>
+            <w:r>
+              <w:t xml:space="preserve">Test Case ID</w:t>
+            </w:r>
+          </w:p>
+        </w:tc>
+        <w:tc>
+          <w:tcPr/>
+          <w:p>
+            <w:pPr>
+              <w:pStyle w:val="Compact"/>
+              <w:jc w:val="left"/>
+            </w:pPr>
+            <w:r>
+              <w:t xml:space="preserve">Scenario</w:t>
+            </w:r>
+          </w:p>
+        </w:tc>
+        <w:tc>
+          <w:tcPr/>
+          <w:p>
+            <w:pPr>
+              <w:pStyle w:val="Compact"/>
+              <w:jc w:val="left"/>
+            </w:pPr>
+            <w:r>
+              <w:t xml:space="preserve">Expected Outcome</w:t>
+            </w:r>
+          </w:p>
+        </w:tc>
+      </w:tr>
+      <w:tr>
+        <w:tc>
+          <w:tcPr/>
+          <w:p>
+            <w:pPr>
+              <w:pStyle w:val="Compact"/>
+              <w:jc w:val="left"/>
+            </w:pPr>
+            <w:r>
+              <w:t xml:space="preserve">TC_001</w:t>
+            </w:r>
+          </w:p>
+        </w:tc>
+        <w:tc>
+          <w:tcPr/>
+          <w:p>
+            <w:pPr>
+              <w:pStyle w:val="Compact"/>
+              <w:jc w:val="left"/>
+            </w:pPr>
+            <w:r>
+              <w:t xml:space="preserve">Retrieve Personal Data</w:t>
+            </w:r>
+          </w:p>
+        </w:tc>
+        <w:tc>
+          <w:tcPr/>
+          <w:p>
+            <w:pPr>
+              <w:pStyle w:val="Compact"/>
+              <w:jc w:val="left"/>
+            </w:pPr>
+            <w:r>
+              <w:t xml:space="preserve">Successfully retrieves and logs personal data.</w:t>
+            </w:r>
+          </w:p>
+        </w:tc>
+      </w:tr>
+      <w:tr>
+        <w:tc>
+          <w:tcPr/>
+          <w:p>
+            <w:pPr>
+              <w:pStyle w:val="Compact"/>
+              <w:jc w:val="left"/>
+            </w:pPr>
+            <w:r>
+              <w:t xml:space="preserve">TC_002</w:t>
+            </w:r>
+          </w:p>
+        </w:tc>
+        <w:tc>
+          <w:tcPr/>
+          <w:p>
+            <w:pPr>
+              <w:pStyle w:val="Compact"/>
+              <w:jc w:val="left"/>
+            </w:pPr>
+            <w:r>
+              <w:t xml:space="preserve">Retrieve Resignation Data</w:t>
+            </w:r>
+          </w:p>
+        </w:tc>
+        <w:tc>
+          <w:tcPr/>
+          <w:p>
+            <w:pPr>
+              <w:pStyle w:val="Compact"/>
+              <w:jc w:val="left"/>
+            </w:pPr>
+            <w:r>
+              <w:t xml:space="preserve">Successfully retrieves and logs resignation data.</w:t>
+            </w:r>
+          </w:p>
+        </w:tc>
+      </w:tr>
+      <w:tr>
+        <w:tc>
+          <w:tcPr/>
+          <w:p>
+            <w:pPr>
+              <w:pStyle w:val="Compact"/>
+              <w:jc w:val="left"/>
+            </w:pPr>
+            <w:r>
+              <w:t xml:space="preserve">TC_003</w:t>
+            </w:r>
+          </w:p>
+        </w:tc>
+        <w:tc>
+          <w:tcPr/>
+          <w:p>
+            <w:pPr>
+              <w:pStyle w:val="Compact"/>
+              <w:jc w:val="left"/>
+            </w:pPr>
+            <w:r>
+              <w:t xml:space="preserve">Retrieve Cost Center Data</w:t>
+            </w:r>
+          </w:p>
+        </w:tc>
+        <w:tc>
+          <w:tcPr/>
+          <w:p>
+            <w:pPr>
+              <w:pStyle w:val="Compact"/>
+              <w:jc w:val="left"/>
+            </w:pPr>
+            <w:r>
+              <w:t xml:space="preserve">Successfully retrieves and logs cost center data.</w:t>
+            </w:r>
+          </w:p>
+        </w:tc>
+      </w:tr>
+      <w:tr>
+        <w:tc>
+          <w:tcPr/>
+          <w:p>
+            <w:pPr>
+              <w:pStyle w:val="Compact"/>
+              <w:jc w:val="left"/>
+            </w:pPr>
+            <w:r>
+              <w:t xml:space="preserve">TC_004</w:t>
+            </w:r>
+          </w:p>
+        </w:tc>
+        <w:tc>
+          <w:tcPr/>
+          <w:p>
+            <w:pPr>
+              <w:pStyle w:val="Compact"/>
+              <w:jc w:val="left"/>
+            </w:pPr>
+            <w:r>
+              <w:t xml:space="preserve">SOAP Request to Receiver1</w:t>
+            </w:r>
+          </w:p>
+        </w:tc>
+        <w:tc>
+          <w:tcPr/>
+          <w:p>
+            <w:pPr>
+              <w:pStyle w:val="Compact"/>
+              <w:jc w:val="left"/>
+            </w:pPr>
+            <w:r>
+              <w:t xml:space="preserve">Successfully sends and receives SOAP response.</w:t>
+            </w:r>
+          </w:p>
+        </w:tc>
+      </w:tr>
+      <w:tr>
+        <w:tc>
+          <w:tcPr/>
+          <w:p>
+            <w:pPr>
+              <w:pStyle w:val="Compact"/>
+              <w:jc w:val="left"/>
+            </w:pPr>
+            <w:r>
+              <w:t xml:space="preserve">TC_005</w:t>
+            </w:r>
+          </w:p>
+        </w:tc>
+        <w:tc>
+          <w:tcPr/>
+          <w:p>
+            <w:pPr>
+              <w:pStyle w:val="Compact"/>
+              <w:jc w:val="left"/>
+            </w:pPr>
+            <w:r>
+              <w:t xml:space="preserve">Error Handling</w:t>
+            </w:r>
+          </w:p>
+        </w:tc>
+        <w:tc>
+          <w:tcPr/>
+          <w:p>
+            <w:pPr>
+              <w:pStyle w:val="Compact"/>
+              <w:jc w:val="left"/>
+            </w:pPr>
+            <w:r>
+              <w:t xml:space="preserve">Logs error details and continues processing.</w:t>
+            </w:r>
+          </w:p>
+        </w:tc>
+      </w:tr>
+    </w:tbl>
+    <w:bookmarkEnd w:id="31"/>
+    <w:bookmarkStart w:id="32" w:name="reference-documents"/>
     <w:p>
       <w:pPr>
-        <w:pStyle w:val="Heading4"/>
+        <w:pStyle w:val="Heading1"/>
       </w:pPr>
       <w:r>
-        <w:t xml:space="preserve">SOAP Message Flow</w:t>
+        <w:t xml:space="preserve">6. Reference Documents</w:t>
       </w:r>
     </w:p>
     <w:p>
@@ -859,23 +891,7 @@
         <w:pStyle w:val="Compact"/>
       </w:pPr>
       <w:r>
-        <w:rPr>
-          <w:bCs/>
-          <w:b/>
-        </w:rPr>
-        <w:t xml:space="preserve">WSDL URL</w:t>
-      </w:r>
-      <w:r>
-        <w:t xml:space="preserve">:</w:t>
-      </w:r>
-      <w:r>
-        <w:t xml:space="preserve"> </w:t>
-      </w:r>
-      <w:r>
-        <w:rPr>
-          <w:rStyle w:val="VerbatimChar"/>
-        </w:rPr>
-        <w:t xml:space="preserve">/wsdl/WORKFORCEPERSONMASTERDATAREPLI.wsdl</w:t>
+        <w:t xml:space="preserve">SAP Cloud Platform Integration Documentation</w:t>
       </w:r>
     </w:p>
     <w:p>
@@ -887,23 +903,7 @@
         <w:pStyle w:val="Compact"/>
       </w:pPr>
       <w:r>
-        <w:rPr>
-          <w:bCs/>
-          <w:b/>
-        </w:rPr>
-        <w:t xml:space="preserve">SOAP Service Name</w:t>
-      </w:r>
-      <w:r>
-        <w:t xml:space="preserve">:</w:t>
-      </w:r>
-      <w:r>
-        <w:t xml:space="preserve"> </w:t>
-      </w:r>
-      <w:r>
-        <w:rPr>
-          <w:rStyle w:val="VerbatimChar"/>
-        </w:rPr>
-        <w:t xml:space="preserve">p1:service</w:t>
+        <w:t xml:space="preserve">SuccessFactors API Documentation</w:t>
       </w:r>
     </w:p>
     <w:p>
@@ -915,288 +915,10 @@
         <w:pStyle w:val="Compact"/>
       </w:pPr>
       <w:r>
-        <w:rPr>
-          <w:bCs/>
-          <w:b/>
-        </w:rPr>
-        <w:t xml:space="preserve">Transport Protocol</w:t>
-      </w:r>
-      <w:r>
-        <w:t xml:space="preserve">:</w:t>
-      </w:r>
-      <w:r>
-        <w:t xml:space="preserve"> </w:t>
-      </w:r>
-      <w:r>
-        <w:rPr>
-          <w:rStyle w:val="VerbatimChar"/>
-        </w:rPr>
-        <w:t xml:space="preserve">HTTP</w:t>
-      </w:r>
-    </w:p>
-    <w:p>
-      <w:pPr>
-        <w:numPr>
-          <w:ilvl w:val="0"/>
-          <w:numId w:val="1007"/>
-        </w:numPr>
-        <w:pStyle w:val="Compact"/>
-      </w:pPr>
-      <w:r>
-        <w:rPr>
-          <w:bCs/>
-          <w:b/>
-        </w:rPr>
-        <w:t xml:space="preserve">Authentication</w:t>
-      </w:r>
-      <w:r>
-        <w:t xml:space="preserve">:</w:t>
-      </w:r>
-      <w:r>
-        <w:t xml:space="preserve"> </w:t>
-      </w:r>
-      <w:r>
-        <w:rPr>
-          <w:rStyle w:val="VerbatimChar"/>
-        </w:rPr>
-        <w:t xml:space="preserve">Basic</w:t>
-      </w:r>
-    </w:p>
-    <w:bookmarkEnd w:id="27"/>
-    <w:bookmarkEnd w:id="28"/>
-    <w:bookmarkStart w:id="29" w:name="process-properties"/>
-    <w:p>
-      <w:pPr>
-        <w:pStyle w:val="Heading3"/>
-      </w:pPr>
-      <w:r>
-        <w:t xml:space="preserve">Process Properties</w:t>
-      </w:r>
-    </w:p>
-    <w:p>
-      <w:pPr>
-        <w:pStyle w:val="FirstParagraph"/>
-      </w:pPr>
-      <w:r>
-        <w:t xml:space="preserve">Each process has specific properties that define its behavior:</w:t>
-      </w:r>
-    </w:p>
-    <w:p>
-      <w:pPr>
-        <w:numPr>
-          <w:ilvl w:val="0"/>
-          <w:numId w:val="1008"/>
-        </w:numPr>
-        <w:pStyle w:val="Compact"/>
-      </w:pPr>
-      <w:r>
-        <w:rPr>
-          <w:bCs/>
-          <w:b/>
-        </w:rPr>
-        <w:t xml:space="preserve">Transaction Timeout</w:t>
-      </w:r>
-      <w:r>
-        <w:t xml:space="preserve">:</w:t>
-      </w:r>
-      <w:r>
-        <w:t xml:space="preserve"> </w:t>
-      </w:r>
-      <w:r>
-        <w:rPr>
-          <w:rStyle w:val="VerbatimChar"/>
-        </w:rPr>
-        <w:t xml:space="preserve">30 seconds</w:t>
-      </w:r>
-    </w:p>
-    <w:p>
-      <w:pPr>
-        <w:numPr>
-          <w:ilvl w:val="0"/>
-          <w:numId w:val="1008"/>
-        </w:numPr>
-        <w:pStyle w:val="Compact"/>
-      </w:pPr>
-      <w:r>
-        <w:rPr>
-          <w:bCs/>
-          <w:b/>
-        </w:rPr>
-        <w:t xml:space="preserve">Process Type</w:t>
-      </w:r>
-      <w:r>
-        <w:t xml:space="preserve">:</w:t>
-      </w:r>
-      <w:r>
-        <w:t xml:space="preserve"> </w:t>
-      </w:r>
-      <w:r>
-        <w:rPr>
-          <w:rStyle w:val="VerbatimChar"/>
-        </w:rPr>
-        <w:t xml:space="preserve">directCall</w:t>
-      </w:r>
-    </w:p>
-    <w:p>
-      <w:pPr>
-        <w:numPr>
-          <w:ilvl w:val="0"/>
-          <w:numId w:val="1008"/>
-        </w:numPr>
-        <w:pStyle w:val="Compact"/>
-      </w:pPr>
-      <w:r>
-        <w:rPr>
-          <w:bCs/>
-          <w:b/>
-        </w:rPr>
-        <w:t xml:space="preserve">Component Version</w:t>
-      </w:r>
-      <w:r>
-        <w:t xml:space="preserve">:</w:t>
-      </w:r>
-      <w:r>
-        <w:t xml:space="preserve"> </w:t>
-      </w:r>
-      <w:r>
-        <w:rPr>
-          <w:rStyle w:val="VerbatimChar"/>
-        </w:rPr>
-        <w:t xml:space="preserve">1.1</w:t>
-      </w:r>
-    </w:p>
-    <w:bookmarkEnd w:id="29"/>
-    <w:bookmarkStart w:id="30" w:name="call-activities"/>
-    <w:p>
-      <w:pPr>
-        <w:pStyle w:val="Heading3"/>
-      </w:pPr>
-      <w:r>
-        <w:t xml:space="preserve">Call Activities</w:t>
-      </w:r>
-    </w:p>
-    <w:p>
-      <w:pPr>
-        <w:pStyle w:val="FirstParagraph"/>
-      </w:pPr>
-      <w:r>
-        <w:t xml:space="preserve">The iFlow utilizes call activities to invoke other processes:</w:t>
-      </w:r>
-    </w:p>
-    <w:p>
-      <w:pPr>
-        <w:numPr>
-          <w:ilvl w:val="0"/>
-          <w:numId w:val="1009"/>
-        </w:numPr>
-        <w:pStyle w:val="Compact"/>
-      </w:pPr>
-      <w:r>
-        <w:rPr>
-          <w:bCs/>
-          <w:b/>
-        </w:rPr>
-        <w:t xml:space="preserve">CM_GetAllPerPersonal</w:t>
-      </w:r>
-      <w:r>
-        <w:t xml:space="preserve">: Calls the process to get all personal data.</w:t>
-      </w:r>
-    </w:p>
-    <w:p>
-      <w:pPr>
-        <w:numPr>
-          <w:ilvl w:val="0"/>
-          <w:numId w:val="1009"/>
-        </w:numPr>
-        <w:pStyle w:val="Compact"/>
-      </w:pPr>
-      <w:r>
-        <w:rPr>
-          <w:bCs/>
-          <w:b/>
-        </w:rPr>
-        <w:t xml:space="preserve">CM_GetAllResignations</w:t>
-      </w:r>
-      <w:r>
-        <w:t xml:space="preserve">: Calls the process to get all resignation data.</w:t>
-      </w:r>
-    </w:p>
-    <w:p>
-      <w:pPr>
-        <w:numPr>
-          <w:ilvl w:val="0"/>
-          <w:numId w:val="1009"/>
-        </w:numPr>
-        <w:pStyle w:val="Compact"/>
-      </w:pPr>
-      <w:r>
-        <w:rPr>
-          <w:bCs/>
-          <w:b/>
-        </w:rPr>
-        <w:t xml:space="preserve">CM_CostCentres</w:t>
-      </w:r>
-      <w:r>
-        <w:t xml:space="preserve">: Calls the process to get all cost center data.</w:t>
-      </w:r>
-    </w:p>
-    <w:bookmarkEnd w:id="30"/>
-    <w:bookmarkEnd w:id="31"/>
-    <w:bookmarkStart w:id="32" w:name="error-handling"/>
-    <w:p>
-      <w:pPr>
-        <w:pStyle w:val="Heading2"/>
-      </w:pPr>
-      <w:r>
-        <w:t xml:space="preserve">Error Handling</w:t>
-      </w:r>
-    </w:p>
-    <w:p>
-      <w:pPr>
-        <w:pStyle w:val="FirstParagraph"/>
-      </w:pPr>
-      <w:r>
-        <w:t xml:space="preserve">The iFlow includes error handling mechanisms through subprocesses that log errors and manage exceptions. The subprocess</w:t>
-      </w:r>
-      <w:r>
-        <w:t xml:space="preserve"> </w:t>
-      </w:r>
-      <w:r>
-        <w:t xml:space="preserve">“</w:t>
-      </w:r>
-      <w:r>
-        <w:t xml:space="preserve">Exception Main</w:t>
-      </w:r>
-      <w:r>
-        <w:t xml:space="preserve">”</w:t>
-      </w:r>
-      <w:r>
-        <w:t xml:space="preserve"> </w:t>
-      </w:r>
-      <w:r>
-        <w:t xml:space="preserve">is triggered in case of errors during the execution of the main flow.</w:t>
+        <w:t xml:space="preserve">Internal Integration Standards and Guidelines</w:t>
       </w:r>
     </w:p>
     <w:bookmarkEnd w:id="32"/>
-    <w:bookmarkStart w:id="33" w:name="conclusion"/>
-    <w:p>
-      <w:pPr>
-        <w:pStyle w:val="Heading2"/>
-      </w:pPr>
-      <w:r>
-        <w:t xml:space="preserve">Conclusion</w:t>
-      </w:r>
-    </w:p>
-    <w:p>
-      <w:pPr>
-        <w:pStyle w:val="FirstParagraph"/>
-      </w:pPr>
-      <w:r>
-        <w:t xml:space="preserve">This iFlow is designed to efficiently integrate various systems using SAP CPI, leveraging different protocols and message formats. The configuration properties and structure outlined in this document provide a comprehensive understanding of the integration flow’s functionality and behavior.</w:t>
-      </w:r>
-    </w:p>
-    <w:bookmarkEnd w:id="33"/>
-    <w:bookmarkEnd w:id="34"/>
     <w:sectPr>
       <w:headerReference r:id="rId9" w:type="default"/>
       <w:footerReference r:id="rId10" w:type="default"/>
@@ -1271,6 +993,9 @@
           <w:tcW w:type="dxa" w:w="4535"/>
         </w:tcPr>
         <w:p>
+          <w:pPr>
+            <w:jc w:val="left"/>
+          </w:pPr>
           <w:r>
             <w:drawing>
               <wp:inline xmlns:a="http://schemas.openxmlformats.org/drawingml/2006/main" xmlns:pic="http://schemas.openxmlformats.org/drawingml/2006/picture">
@@ -1312,6 +1037,9 @@
           <w:tcW w:type="dxa" w:w="4535"/>
         </w:tcPr>
         <w:p>
+          <w:pPr>
+            <w:jc w:val="right"/>
+          </w:pPr>
           <w:r>
             <w:drawing>
               <wp:inline xmlns:a="http://schemas.openxmlformats.org/drawingml/2006/main" xmlns:pic="http://schemas.openxmlformats.org/drawingml/2006/picture">
@@ -1827,6 +1555,12 @@
     <w:abstractNumId w:val="991"/>
   </w:num>
   <w:num w:numId="1003">
+    <w:abstractNumId w:val="991"/>
+  </w:num>
+  <w:num w:numId="1004">
+    <w:abstractNumId w:val="991"/>
+  </w:num>
+  <w:num w:numId="1005">
     <w:abstractNumId w:val="99411"/>
     <w:lvlOverride w:ilvl="0">
       <w:startOverride w:val="1"/>
@@ -1856,22 +1590,10 @@
       <w:startOverride w:val="1"/>
     </w:lvlOverride>
   </w:num>
-  <w:num w:numId="1004">
-    <w:abstractNumId w:val="991"/>
-  </w:num>
-  <w:num w:numId="1005">
-    <w:abstractNumId w:val="991"/>
-  </w:num>
   <w:num w:numId="1006">
     <w:abstractNumId w:val="991"/>
   </w:num>
   <w:num w:numId="1007">
-    <w:abstractNumId w:val="991"/>
-  </w:num>
-  <w:num w:numId="1008">
-    <w:abstractNumId w:val="991"/>
-  </w:num>
-  <w:num w:numId="1009">
     <w:abstractNumId w:val="991"/>
   </w:num>
 </w:numbering>

--- a/cpi-artifacts/Employedata/PRD_IF_EmployeeCreation_SF_to_S4_MDF_copy_100228/src/main/resources/scenarioflows/integrationflow/integrationflow_Technical_Specification.docx
+++ b/cpi-artifacts/Employedata/PRD_IF_EmployeeCreation_SF_to_S4_MDF_copy_100228/src/main/resources/scenarioflows/integrationflow/integrationflow_Technical_Specification.docx
@@ -52,7 +52,7 @@
         <w:pStyle w:val="BodyText"/>
       </w:pPr>
       <w:r>
-        <w:t xml:space="preserve">2026-01-06</w:t>
+        <w:t xml:space="preserve">2026-01-07</w:t>
       </w:r>
     </w:p>
     <w:p>
@@ -240,7 +240,7 @@
         <w:t xml:space="preserve"> </w:t>
       </w:r>
       <w:r>
-        <w:t xml:space="preserve">within the SAP Cloud Platform Integration (CPI) environment, including its design, implementation, and operational aspects.</w:t>
+        <w:t xml:space="preserve">within the SAP Cloud Platform Integration (CPI) environment, including its design, data flows, and error handling mechanisms.</w:t>
       </w:r>
     </w:p>
     <w:bookmarkEnd w:id="21"/>
@@ -268,7 +268,7 @@
         <w:pStyle w:val="FirstParagraph"/>
       </w:pPr>
       <w:r>
-        <w:t xml:space="preserve">The integration architecture consists of multiple participants including SuccessFactors (SF) and various receivers for personal data, resignations, and cost centers. The architecture utilizes message flows to facilitate communication between these components.</w:t>
+        <w:t xml:space="preserve">The integration architecture consists of multiple participants including SuccessFactors (SF) and various receivers for personnel, resignations, and cost centers. The flow is designed to handle data retrieval and processing through a series of service tasks and call activities.</w:t>
       </w:r>
     </w:p>
     <w:bookmarkEnd w:id="23"/>
@@ -464,7 +464,7 @@
         <w:pStyle w:val="FirstParagraph"/>
       </w:pPr>
       <w:r>
-        <w:t xml:space="preserve">The integration flow handles data retrieval from SuccessFactors and sends it to various receivers based on specific business requirements, such as personal information, resignations, and cost centers.</w:t>
+        <w:t xml:space="preserve">The integration flow retrieves employee data from SuccessFactors and sends it to various receivers based on specific business requirements. It includes scenarios for personnel data, resignations, and cost centers.</w:t>
       </w:r>
     </w:p>
     <w:bookmarkEnd w:id="26"/>
@@ -490,10 +490,10 @@
           <w:bCs/>
           <w:b/>
         </w:rPr>
-        <w:t xml:space="preserve">SuccessFactors to SF_Receiver_Perpersonal</w:t>
+        <w:t xml:space="preserve">GetAllPerPersonal</w:t>
       </w:r>
       <w:r>
-        <w:t xml:space="preserve">: Retrieves personal data.</w:t>
+        <w:t xml:space="preserve">: Retrieves personnel data from SuccessFactors and sends it to SF_Receiver_Perpersonal.</w:t>
       </w:r>
     </w:p>
     <w:p>
@@ -509,10 +509,10 @@
           <w:bCs/>
           <w:b/>
         </w:rPr>
-        <w:t xml:space="preserve">SuccessFactors to SF_Receiver_Resignations</w:t>
+        <w:t xml:space="preserve">GetAllResignations</w:t>
       </w:r>
       <w:r>
-        <w:t xml:space="preserve">: Retrieves resignation data.</w:t>
+        <w:t xml:space="preserve">: Retrieves resignation data from SuccessFactors and sends it to SF_Receiver_Resignations.</w:t>
       </w:r>
     </w:p>
     <w:p>
@@ -528,29 +528,10 @@
           <w:bCs/>
           <w:b/>
         </w:rPr>
-        <w:t xml:space="preserve">SuccessFactors to SF_Receiver_CostCentres</w:t>
+        <w:t xml:space="preserve">GetAllCostCentres</w:t>
       </w:r>
       <w:r>
-        <w:t xml:space="preserve">: Retrieves cost center data.</w:t>
-      </w:r>
-    </w:p>
-    <w:p>
-      <w:pPr>
-        <w:numPr>
-          <w:ilvl w:val="0"/>
-          <w:numId w:val="1005"/>
-        </w:numPr>
-        <w:pStyle w:val="Compact"/>
-      </w:pPr>
-      <w:r>
-        <w:rPr>
-          <w:bCs/>
-          <w:b/>
-        </w:rPr>
-        <w:t xml:space="preserve">SOAP communication with Receiver1</w:t>
-      </w:r>
-      <w:r>
-        <w:t xml:space="preserve">: Handles SOAP requests and responses.</w:t>
+        <w:t xml:space="preserve">: Retrieves cost center data from SuccessFactors and sends it to SF_Receiver_CostCentres.</w:t>
       </w:r>
     </w:p>
     <w:bookmarkEnd w:id="27"/>
@@ -572,7 +553,7 @@
         <w:pStyle w:val="Compact"/>
       </w:pPr>
       <w:r>
-        <w:t xml:space="preserve">Authentication methods include Basic and OAuth.</w:t>
+        <w:t xml:space="preserve">Authentication methods for SuccessFactors and receivers must be configured.</w:t>
       </w:r>
     </w:p>
     <w:p>
@@ -584,7 +565,7 @@
         <w:pStyle w:val="Compact"/>
       </w:pPr>
       <w:r>
-        <w:t xml:space="preserve">Secure communication protocols (HTTPS) are enforced.</w:t>
+        <w:t xml:space="preserve">Secure data transmission protocols (HTTPS) should be enforced.</w:t>
       </w:r>
     </w:p>
     <w:p>
@@ -596,7 +577,7 @@
         <w:pStyle w:val="Compact"/>
       </w:pPr>
       <w:r>
-        <w:t xml:space="preserve">Proper handling of sensitive data through encryption and access controls.</w:t>
+        <w:t xml:space="preserve">Proper handling of sensitive data in compliance with data protection regulations.</w:t>
       </w:r>
     </w:p>
     <w:bookmarkEnd w:id="28"/>
@@ -615,7 +596,7 @@
         <w:pStyle w:val="FirstParagraph"/>
       </w:pPr>
       <w:r>
-        <w:t xml:space="preserve">Error handling is managed through a dedicated subprocess that logs errors and exceptions. The integration flow captures all events and logs them for monitoring and troubleshooting purposes.</w:t>
+        <w:t xml:space="preserve">Error handling is implemented through an error subprocess that captures exceptions and logs them for further analysis. The integration flow is designed to return exceptions to the sender if configured.</w:t>
       </w:r>
     </w:p>
     <w:bookmarkEnd w:id="30"/>
@@ -636,9 +617,9 @@
         <w:jc w:val="start"/>
       </w:tblPr>
       <w:tblGrid>
-        <w:gridCol w:w="1076"/>
-        <w:gridCol w:w="2691"/>
-        <w:gridCol w:w="4152"/>
+        <w:gridCol w:w="1108"/>
+        <w:gridCol w:w="2534"/>
+        <w:gridCol w:w="4276"/>
       </w:tblGrid>
       <w:tr>
         <w:trPr>
@@ -702,7 +683,7 @@
               <w:jc w:val="left"/>
             </w:pPr>
             <w:r>
-              <w:t xml:space="preserve">Retrieve Personal Data</w:t>
+              <w:t xml:space="preserve">Retrieve Personnel Data</w:t>
             </w:r>
           </w:p>
         </w:tc>
@@ -714,7 +695,7 @@
               <w:jc w:val="left"/>
             </w:pPr>
             <w:r>
-              <w:t xml:space="preserve">Successfully retrieves and logs personal data.</w:t>
+              <w:t xml:space="preserve">Personnel data is successfully retrieved and sent.</w:t>
             </w:r>
           </w:p>
         </w:tc>
@@ -752,7 +733,7 @@
               <w:jc w:val="left"/>
             </w:pPr>
             <w:r>
-              <w:t xml:space="preserve">Successfully retrieves and logs resignation data.</w:t>
+              <w:t xml:space="preserve">Resignation data is successfully retrieved and sent.</w:t>
             </w:r>
           </w:p>
         </w:tc>
@@ -790,7 +771,7 @@
               <w:jc w:val="left"/>
             </w:pPr>
             <w:r>
-              <w:t xml:space="preserve">Successfully retrieves and logs cost center data.</w:t>
+              <w:t xml:space="preserve">Cost center data is successfully retrieved and sent.</w:t>
             </w:r>
           </w:p>
         </w:tc>
@@ -816,44 +797,6 @@
               <w:jc w:val="left"/>
             </w:pPr>
             <w:r>
-              <w:t xml:space="preserve">SOAP Request to Receiver1</w:t>
-            </w:r>
-          </w:p>
-        </w:tc>
-        <w:tc>
-          <w:tcPr/>
-          <w:p>
-            <w:pPr>
-              <w:pStyle w:val="Compact"/>
-              <w:jc w:val="left"/>
-            </w:pPr>
-            <w:r>
-              <w:t xml:space="preserve">Successfully sends and receives SOAP response.</w:t>
-            </w:r>
-          </w:p>
-        </w:tc>
-      </w:tr>
-      <w:tr>
-        <w:tc>
-          <w:tcPr/>
-          <w:p>
-            <w:pPr>
-              <w:pStyle w:val="Compact"/>
-              <w:jc w:val="left"/>
-            </w:pPr>
-            <w:r>
-              <w:t xml:space="preserve">TC_005</w:t>
-            </w:r>
-          </w:p>
-        </w:tc>
-        <w:tc>
-          <w:tcPr/>
-          <w:p>
-            <w:pPr>
-              <w:pStyle w:val="Compact"/>
-              <w:jc w:val="left"/>
-            </w:pPr>
-            <w:r>
               <w:t xml:space="preserve">Error Handling</w:t>
             </w:r>
           </w:p>
@@ -866,7 +809,7 @@
               <w:jc w:val="left"/>
             </w:pPr>
             <w:r>
-              <w:t xml:space="preserve">Logs error details and continues processing.</w:t>
+              <w:t xml:space="preserve">Errors are logged and handled as per configuration.</w:t>
             </w:r>
           </w:p>
         </w:tc>
@@ -915,7 +858,7 @@
         <w:pStyle w:val="Compact"/>
       </w:pPr>
       <w:r>
-        <w:t xml:space="preserve">Internal Integration Standards and Guidelines</w:t>
+        <w:t xml:space="preserve">Integration Flow Design Guidelines</w:t>
       </w:r>
     </w:p>
     <w:bookmarkEnd w:id="32"/>
